--- a/docs/jp/design/05_基本設計書_権利文書.docx
+++ b/docs/jp/design/05_基本設計書_権利文書.docx
@@ -282,7 +282,7 @@
         <w:rPr>
           <w:rFonts w:ascii="Yu Gothic" w:eastAsia="Yu Gothic" w:hAnsi="Yu Gothic"/>
         </w:rPr>
-        <w:t xml:space="preserve">受ける決定は次の表のとおりである（設計計画書 第2版の決定・要調査・未決、および項目割りで見つけた抜け）。</w:t>
+        <w:t xml:space="preserve">受ける決定は次の表のとおりである（設計計画書 第2版の決定・要調査・未決、および項目割りで見つけた抜け）。設計計画書の決定・要調査・未決の文は第13章 1.2「設計計画書の決定から概要設計書・基本設計への対応」と概要設計書の行き先表による（本章には写さず、番号と項目割りの抜けだけを載せる）。</w:t>
       </w:r>
     </w:p>
     <w:tbl>
@@ -298,9 +298,9 @@
         </w:tblBorders>
       </w:tblPr>
       <w:tblGrid>
-        <w:gridCol w:w="830"/>
-        <w:gridCol w:w="3684"/>
-        <w:gridCol w:w="5124"/>
+        <w:gridCol w:w="807"/>
+        <w:gridCol w:w="2625"/>
+        <w:gridCol w:w="6206"/>
       </w:tblGrid>
       <w:tr>
         <w:trPr>
@@ -309,7 +309,7 @@
         </w:trPr>
         <w:tc>
           <w:tcPr>
-            <w:tcW w:type="dxa" w:w="830"/>
+            <w:tcW w:type="dxa" w:w="807"/>
             <w:tcBorders>
               <w:top w:val="single" w:color="A6B8D0" w:sz="4"/>
               <w:left w:val="single" w:color="A6B8D0" w:sz="4"/>
@@ -344,7 +344,7 @@
         </w:tc>
         <w:tc>
           <w:tcPr>
-            <w:tcW w:type="dxa" w:w="3684"/>
+            <w:tcW w:type="dxa" w:w="2625"/>
             <w:tcBorders>
               <w:top w:val="single" w:color="A6B8D0" w:sz="4"/>
               <w:left w:val="single" w:color="A6B8D0" w:sz="4"/>
@@ -379,7 +379,7 @@
         </w:tc>
         <w:tc>
           <w:tcPr>
-            <w:tcW w:type="dxa" w:w="5124"/>
+            <w:tcW w:type="dxa" w:w="6206"/>
             <w:tcBorders>
               <w:top w:val="single" w:color="A6B8D0" w:sz="4"/>
               <w:left w:val="single" w:color="A6B8D0" w:sz="4"/>
@@ -420,103 +420,103 @@
         </w:trPr>
         <w:tc>
           <w:tcPr>
-            <w:tcW w:type="dxa" w:w="830"/>
-            <w:tcBorders>
-              <w:top w:val="single" w:color="A6B8D0" w:sz="4"/>
-              <w:left w:val="single" w:color="A6B8D0" w:sz="4"/>
-              <w:bottom w:val="single" w:color="A6B8D0" w:sz="4"/>
-              <w:right w:val="single" w:color="A6B8D0" w:sz="4"/>
-            </w:tcBorders>
-            <w:tcMar>
-              <w:top w:type="dxa" w:w="50"/>
-              <w:left w:type="dxa" w:w="90"/>
-              <w:bottom w:type="dxa" w:w="50"/>
-              <w:right w:type="dxa" w:w="90"/>
-            </w:tcMar>
-          </w:tcPr>
-          <w:p>
-            <w:pPr>
-              <w:keepNext/>
-              <w:keepLines/>
-              <w:spacing w:after="0" w:before="0" w:line="280"/>
-            </w:pPr>
-            <w:r>
-              <w:rPr>
-                <w:rFonts w:ascii="Yu Gothic" w:eastAsia="Yu Gothic" w:hAnsi="Yu Gothic"/>
-                <w:b w:val="false"/>
-                <w:bCs w:val="false"/>
-                <w:sz w:val="18"/>
-                <w:szCs w:val="18"/>
-              </w:rPr>
-              <w:t xml:space="preserve">D-9-1</w:t>
-            </w:r>
-          </w:p>
-        </w:tc>
-        <w:tc>
-          <w:tcPr>
-            <w:tcW w:type="dxa" w:w="3684"/>
-            <w:tcBorders>
-              <w:top w:val="single" w:color="A6B8D0" w:sz="4"/>
-              <w:left w:val="single" w:color="A6B8D0" w:sz="4"/>
-              <w:bottom w:val="single" w:color="A6B8D0" w:sz="4"/>
-              <w:right w:val="single" w:color="A6B8D0" w:sz="4"/>
-            </w:tcBorders>
-            <w:tcMar>
-              <w:top w:type="dxa" w:w="50"/>
-              <w:left w:type="dxa" w:w="90"/>
-              <w:bottom w:type="dxa" w:w="50"/>
-              <w:right w:type="dxa" w:w="90"/>
-            </w:tcMar>
-          </w:tcPr>
-          <w:p>
-            <w:pPr>
-              <w:keepNext/>
-              <w:keepLines/>
-              <w:spacing w:after="0" w:before="0" w:line="280"/>
-            </w:pPr>
-            <w:r>
-              <w:rPr>
-                <w:rFonts w:ascii="Yu Gothic" w:eastAsia="Yu Gothic" w:hAnsi="Yu Gothic"/>
-                <w:b w:val="false"/>
-                <w:bCs w:val="false"/>
-                <w:sz w:val="18"/>
-                <w:szCs w:val="18"/>
-              </w:rPr>
-              <w:t xml:space="preserve">決定</w:t>
-            </w:r>
-          </w:p>
-        </w:tc>
-        <w:tc>
-          <w:tcPr>
-            <w:tcW w:type="dxa" w:w="5124"/>
-            <w:tcBorders>
-              <w:top w:val="single" w:color="A6B8D0" w:sz="4"/>
-              <w:left w:val="single" w:color="A6B8D0" w:sz="4"/>
-              <w:bottom w:val="single" w:color="A6B8D0" w:sz="4"/>
-              <w:right w:val="single" w:color="A6B8D0" w:sz="4"/>
-            </w:tcBorders>
-            <w:tcMar>
-              <w:top w:type="dxa" w:w="50"/>
-              <w:left w:type="dxa" w:w="90"/>
-              <w:bottom w:type="dxa" w:w="50"/>
-              <w:right w:type="dxa" w:w="90"/>
-            </w:tcMar>
-          </w:tcPr>
-          <w:p>
-            <w:pPr>
-              <w:keepNext/>
-              <w:keepLines/>
-              <w:spacing w:after="0" w:before="0" w:line="280"/>
-            </w:pPr>
-            <w:r>
-              <w:rPr>
-                <w:rFonts w:ascii="Yu Gothic" w:eastAsia="Yu Gothic" w:hAnsi="Yu Gothic"/>
-                <w:b w:val="false"/>
-                <w:bCs w:val="false"/>
-                <w:sz w:val="18"/>
-                <w:szCs w:val="18"/>
-              </w:rPr>
-              <w:t xml:space="preserve">権利者は、販売の際に、どこまで権利を渡すかを選ぶ</w:t>
+            <w:tcW w:type="dxa" w:w="807"/>
+            <w:tcBorders>
+              <w:top w:val="single" w:color="A6B8D0" w:sz="4"/>
+              <w:left w:val="single" w:color="A6B8D0" w:sz="4"/>
+              <w:bottom w:val="single" w:color="A6B8D0" w:sz="4"/>
+              <w:right w:val="single" w:color="A6B8D0" w:sz="4"/>
+            </w:tcBorders>
+            <w:tcMar>
+              <w:top w:type="dxa" w:w="50"/>
+              <w:left w:type="dxa" w:w="90"/>
+              <w:bottom w:type="dxa" w:w="50"/>
+              <w:right w:type="dxa" w:w="90"/>
+            </w:tcMar>
+          </w:tcPr>
+          <w:p>
+            <w:pPr>
+              <w:keepNext/>
+              <w:keepLines/>
+              <w:spacing w:after="0" w:before="0" w:line="280"/>
+            </w:pPr>
+            <w:r>
+              <w:rPr>
+                <w:rFonts w:ascii="Yu Gothic" w:eastAsia="Yu Gothic" w:hAnsi="Yu Gothic"/>
+                <w:b w:val="false"/>
+                <w:bCs w:val="false"/>
+                <w:sz w:val="18"/>
+                <w:szCs w:val="18"/>
+              </w:rPr>
+              <w:t xml:space="preserve">A-2</w:t>
+            </w:r>
+          </w:p>
+        </w:tc>
+        <w:tc>
+          <w:tcPr>
+            <w:tcW w:type="dxa" w:w="2625"/>
+            <w:tcBorders>
+              <w:top w:val="single" w:color="A6B8D0" w:sz="4"/>
+              <w:left w:val="single" w:color="A6B8D0" w:sz="4"/>
+              <w:bottom w:val="single" w:color="A6B8D0" w:sz="4"/>
+              <w:right w:val="single" w:color="A6B8D0" w:sz="4"/>
+            </w:tcBorders>
+            <w:tcMar>
+              <w:top w:type="dxa" w:w="50"/>
+              <w:left w:type="dxa" w:w="90"/>
+              <w:bottom w:type="dxa" w:w="50"/>
+              <w:right w:type="dxa" w:w="90"/>
+            </w:tcMar>
+          </w:tcPr>
+          <w:p>
+            <w:pPr>
+              <w:keepNext/>
+              <w:keepLines/>
+              <w:spacing w:after="0" w:before="0" w:line="280"/>
+            </w:pPr>
+            <w:r>
+              <w:rPr>
+                <w:rFonts w:ascii="Yu Gothic" w:eastAsia="Yu Gothic" w:hAnsi="Yu Gothic"/>
+                <w:b w:val="false"/>
+                <w:bCs w:val="false"/>
+                <w:sz w:val="18"/>
+                <w:szCs w:val="18"/>
+              </w:rPr>
+              <w:t xml:space="preserve">項目割りで見つけた抜け</w:t>
+            </w:r>
+          </w:p>
+        </w:tc>
+        <w:tc>
+          <w:tcPr>
+            <w:tcW w:type="dxa" w:w="6206"/>
+            <w:tcBorders>
+              <w:top w:val="single" w:color="A6B8D0" w:sz="4"/>
+              <w:left w:val="single" w:color="A6B8D0" w:sz="4"/>
+              <w:bottom w:val="single" w:color="A6B8D0" w:sz="4"/>
+              <w:right w:val="single" w:color="A6B8D0" w:sz="4"/>
+            </w:tcBorders>
+            <w:tcMar>
+              <w:top w:type="dxa" w:w="50"/>
+              <w:left w:type="dxa" w:w="90"/>
+              <w:bottom w:type="dxa" w:w="50"/>
+              <w:right w:type="dxa" w:w="90"/>
+            </w:tcMar>
+          </w:tcPr>
+          <w:p>
+            <w:pPr>
+              <w:keepNext/>
+              <w:keepLines/>
+              <w:spacing w:after="0" w:before="0" w:line="280"/>
+            </w:pPr>
+            <w:r>
+              <w:rPr>
+                <w:rFonts w:ascii="Yu Gothic" w:eastAsia="Yu Gothic" w:hAnsi="Yu Gothic"/>
+                <w:b w:val="false"/>
+                <w:bCs w:val="false"/>
+                <w:sz w:val="18"/>
+                <w:szCs w:val="18"/>
+              </w:rPr>
+              <w:t xml:space="preserve">告知を支える機能（告知は効力の前提であり、権利性の照合もこれによる）</w:t>
             </w:r>
           </w:p>
         </w:tc>
@@ -528,1137 +528,57 @@
         </w:trPr>
         <w:tc>
           <w:tcPr>
-            <w:tcW w:type="dxa" w:w="830"/>
-            <w:tcBorders>
-              <w:top w:val="single" w:color="A6B8D0" w:sz="4"/>
-              <w:left w:val="single" w:color="A6B8D0" w:sz="4"/>
-              <w:bottom w:val="single" w:color="A6B8D0" w:sz="4"/>
-              <w:right w:val="single" w:color="A6B8D0" w:sz="4"/>
-            </w:tcBorders>
-            <w:tcMar>
-              <w:top w:type="dxa" w:w="50"/>
-              <w:left w:type="dxa" w:w="90"/>
-              <w:bottom w:type="dxa" w:w="50"/>
-              <w:right w:type="dxa" w:w="90"/>
-            </w:tcMar>
-          </w:tcPr>
-          <w:p>
-            <w:pPr>
-              <w:keepNext/>
-              <w:keepLines/>
-              <w:spacing w:after="0" w:before="0" w:line="280"/>
-            </w:pPr>
-            <w:r>
-              <w:rPr>
-                <w:rFonts w:ascii="Yu Gothic" w:eastAsia="Yu Gothic" w:hAnsi="Yu Gothic"/>
-                <w:b w:val="false"/>
-                <w:bCs w:val="false"/>
-                <w:sz w:val="18"/>
-                <w:szCs w:val="18"/>
-              </w:rPr>
-              <w:t xml:space="preserve">D-9-2</w:t>
-            </w:r>
-          </w:p>
-        </w:tc>
-        <w:tc>
-          <w:tcPr>
-            <w:tcW w:type="dxa" w:w="3684"/>
-            <w:tcBorders>
-              <w:top w:val="single" w:color="A6B8D0" w:sz="4"/>
-              <w:left w:val="single" w:color="A6B8D0" w:sz="4"/>
-              <w:bottom w:val="single" w:color="A6B8D0" w:sz="4"/>
-              <w:right w:val="single" w:color="A6B8D0" w:sz="4"/>
-            </w:tcBorders>
-            <w:tcMar>
-              <w:top w:type="dxa" w:w="50"/>
-              <w:left w:type="dxa" w:w="90"/>
-              <w:bottom w:type="dxa" w:w="50"/>
-              <w:right w:type="dxa" w:w="90"/>
-            </w:tcMar>
-          </w:tcPr>
-          <w:p>
-            <w:pPr>
-              <w:keepNext/>
-              <w:keepLines/>
-              <w:spacing w:after="0" w:before="0" w:line="280"/>
-            </w:pPr>
-            <w:r>
-              <w:rPr>
-                <w:rFonts w:ascii="Yu Gothic" w:eastAsia="Yu Gothic" w:hAnsi="Yu Gothic"/>
-                <w:b w:val="false"/>
-                <w:bCs w:val="false"/>
-                <w:sz w:val="18"/>
-                <w:szCs w:val="18"/>
-              </w:rPr>
-              <w:t xml:space="preserve">決定</w:t>
-            </w:r>
-          </w:p>
-        </w:tc>
-        <w:tc>
-          <w:tcPr>
-            <w:tcW w:type="dxa" w:w="5124"/>
-            <w:tcBorders>
-              <w:top w:val="single" w:color="A6B8D0" w:sz="4"/>
-              <w:left w:val="single" w:color="A6B8D0" w:sz="4"/>
-              <w:bottom w:val="single" w:color="A6B8D0" w:sz="4"/>
-              <w:right w:val="single" w:color="A6B8D0" w:sz="4"/>
-            </w:tcBorders>
-            <w:tcMar>
-              <w:top w:type="dxa" w:w="50"/>
-              <w:left w:type="dxa" w:w="90"/>
-              <w:bottom w:type="dxa" w:w="50"/>
-              <w:right w:type="dxa" w:w="90"/>
-            </w:tcMar>
-          </w:tcPr>
-          <w:p>
-            <w:pPr>
-              <w:keepNext/>
-              <w:keepLines/>
-              <w:spacing w:after="0" w:before="0" w:line="280"/>
-            </w:pPr>
-            <w:r>
-              <w:rPr>
-                <w:rFonts w:ascii="Yu Gothic" w:eastAsia="Yu Gothic" w:hAnsi="Yu Gothic"/>
-                <w:b w:val="false"/>
-                <w:bCs w:val="false"/>
-                <w:sz w:val="18"/>
-                <w:szCs w:val="18"/>
-              </w:rPr>
-              <w:t xml:space="preserve">販売時に選んだ許可範囲を、転載が何に抵触しているかを判断する基準とする</w:t>
-            </w:r>
-          </w:p>
-        </w:tc>
-      </w:tr>
-      <w:tr>
-        <w:trPr>
-          <w:cantSplit/>
-          <w:tblHeader w:val="off"/>
-        </w:trPr>
-        <w:tc>
-          <w:tcPr>
-            <w:tcW w:type="dxa" w:w="830"/>
-            <w:tcBorders>
-              <w:top w:val="single" w:color="A6B8D0" w:sz="4"/>
-              <w:left w:val="single" w:color="A6B8D0" w:sz="4"/>
-              <w:bottom w:val="single" w:color="A6B8D0" w:sz="4"/>
-              <w:right w:val="single" w:color="A6B8D0" w:sz="4"/>
-            </w:tcBorders>
-            <w:tcMar>
-              <w:top w:type="dxa" w:w="50"/>
-              <w:left w:type="dxa" w:w="90"/>
-              <w:bottom w:type="dxa" w:w="50"/>
-              <w:right w:type="dxa" w:w="90"/>
-            </w:tcMar>
-          </w:tcPr>
-          <w:p>
-            <w:pPr>
-              <w:keepNext/>
-              <w:keepLines/>
-              <w:spacing w:after="0" w:before="0" w:line="280"/>
-            </w:pPr>
-            <w:r>
-              <w:rPr>
-                <w:rFonts w:ascii="Yu Gothic" w:eastAsia="Yu Gothic" w:hAnsi="Yu Gothic"/>
-                <w:b w:val="false"/>
-                <w:bCs w:val="false"/>
-                <w:sz w:val="18"/>
-                <w:szCs w:val="18"/>
-              </w:rPr>
-              <w:t xml:space="preserve">D-9-3</w:t>
-            </w:r>
-          </w:p>
-        </w:tc>
-        <w:tc>
-          <w:tcPr>
-            <w:tcW w:type="dxa" w:w="3684"/>
-            <w:tcBorders>
-              <w:top w:val="single" w:color="A6B8D0" w:sz="4"/>
-              <w:left w:val="single" w:color="A6B8D0" w:sz="4"/>
-              <w:bottom w:val="single" w:color="A6B8D0" w:sz="4"/>
-              <w:right w:val="single" w:color="A6B8D0" w:sz="4"/>
-            </w:tcBorders>
-            <w:tcMar>
-              <w:top w:type="dxa" w:w="50"/>
-              <w:left w:type="dxa" w:w="90"/>
-              <w:bottom w:type="dxa" w:w="50"/>
-              <w:right w:type="dxa" w:w="90"/>
-            </w:tcMar>
-          </w:tcPr>
-          <w:p>
-            <w:pPr>
-              <w:keepNext/>
-              <w:keepLines/>
-              <w:spacing w:after="0" w:before="0" w:line="280"/>
-            </w:pPr>
-            <w:r>
-              <w:rPr>
-                <w:rFonts w:ascii="Yu Gothic" w:eastAsia="Yu Gothic" w:hAnsi="Yu Gothic"/>
-                <w:b w:val="false"/>
-                <w:bCs w:val="false"/>
-                <w:sz w:val="18"/>
-                <w:szCs w:val="18"/>
-              </w:rPr>
-              <w:t xml:space="preserve">決定</w:t>
-            </w:r>
-          </w:p>
-        </w:tc>
-        <w:tc>
-          <w:tcPr>
-            <w:tcW w:type="dxa" w:w="5124"/>
-            <w:tcBorders>
-              <w:top w:val="single" w:color="A6B8D0" w:sz="4"/>
-              <w:left w:val="single" w:color="A6B8D0" w:sz="4"/>
-              <w:bottom w:val="single" w:color="A6B8D0" w:sz="4"/>
-              <w:right w:val="single" w:color="A6B8D0" w:sz="4"/>
-            </w:tcBorders>
-            <w:tcMar>
-              <w:top w:type="dxa" w:w="50"/>
-              <w:left w:type="dxa" w:w="90"/>
-              <w:bottom w:type="dxa" w:w="50"/>
-              <w:right w:type="dxa" w:w="90"/>
-            </w:tcMar>
-          </w:tcPr>
-          <w:p>
-            <w:pPr>
-              <w:keepNext/>
-              <w:keepLines/>
-              <w:spacing w:after="0" w:before="0" w:line="280"/>
-            </w:pPr>
-            <w:r>
-              <w:rPr>
-                <w:rFonts w:ascii="Yu Gothic" w:eastAsia="Yu Gothic" w:hAnsi="Yu Gothic"/>
-                <w:b w:val="false"/>
-                <w:bCs w:val="false"/>
-                <w:sz w:val="18"/>
-                <w:szCs w:val="18"/>
-              </w:rPr>
-              <w:t xml:space="preserve">受け渡し用画像には、第9.2節に定める事項を記載した同封文書を同封する</w:t>
-            </w:r>
-          </w:p>
-        </w:tc>
-      </w:tr>
-      <w:tr>
-        <w:trPr>
-          <w:cantSplit/>
-          <w:tblHeader w:val="off"/>
-        </w:trPr>
-        <w:tc>
-          <w:tcPr>
-            <w:tcW w:type="dxa" w:w="830"/>
-            <w:tcBorders>
-              <w:top w:val="single" w:color="A6B8D0" w:sz="4"/>
-              <w:left w:val="single" w:color="A6B8D0" w:sz="4"/>
-              <w:bottom w:val="single" w:color="A6B8D0" w:sz="4"/>
-              <w:right w:val="single" w:color="A6B8D0" w:sz="4"/>
-            </w:tcBorders>
-            <w:tcMar>
-              <w:top w:type="dxa" w:w="50"/>
-              <w:left w:type="dxa" w:w="90"/>
-              <w:bottom w:type="dxa" w:w="50"/>
-              <w:right w:type="dxa" w:w="90"/>
-            </w:tcMar>
-          </w:tcPr>
-          <w:p>
-            <w:pPr>
-              <w:keepNext/>
-              <w:keepLines/>
-              <w:spacing w:after="0" w:before="0" w:line="280"/>
-            </w:pPr>
-            <w:r>
-              <w:rPr>
-                <w:rFonts w:ascii="Yu Gothic" w:eastAsia="Yu Gothic" w:hAnsi="Yu Gothic"/>
-                <w:b w:val="false"/>
-                <w:bCs w:val="false"/>
-                <w:sz w:val="18"/>
-                <w:szCs w:val="18"/>
-              </w:rPr>
-              <w:t xml:space="preserve">D-9-4</w:t>
-            </w:r>
-          </w:p>
-        </w:tc>
-        <w:tc>
-          <w:tcPr>
-            <w:tcW w:type="dxa" w:w="3684"/>
-            <w:tcBorders>
-              <w:top w:val="single" w:color="A6B8D0" w:sz="4"/>
-              <w:left w:val="single" w:color="A6B8D0" w:sz="4"/>
-              <w:bottom w:val="single" w:color="A6B8D0" w:sz="4"/>
-              <w:right w:val="single" w:color="A6B8D0" w:sz="4"/>
-            </w:tcBorders>
-            <w:tcMar>
-              <w:top w:type="dxa" w:w="50"/>
-              <w:left w:type="dxa" w:w="90"/>
-              <w:bottom w:type="dxa" w:w="50"/>
-              <w:right w:type="dxa" w:w="90"/>
-            </w:tcMar>
-          </w:tcPr>
-          <w:p>
-            <w:pPr>
-              <w:keepNext/>
-              <w:keepLines/>
-              <w:spacing w:after="0" w:before="0" w:line="280"/>
-            </w:pPr>
-            <w:r>
-              <w:rPr>
-                <w:rFonts w:ascii="Yu Gothic" w:eastAsia="Yu Gothic" w:hAnsi="Yu Gothic"/>
-                <w:b w:val="false"/>
-                <w:bCs w:val="false"/>
-                <w:sz w:val="18"/>
-                <w:szCs w:val="18"/>
-              </w:rPr>
-              <w:t xml:space="preserve">決定</w:t>
-            </w:r>
-          </w:p>
-        </w:tc>
-        <w:tc>
-          <w:tcPr>
-            <w:tcW w:type="dxa" w:w="5124"/>
-            <w:tcBorders>
-              <w:top w:val="single" w:color="A6B8D0" w:sz="4"/>
-              <w:left w:val="single" w:color="A6B8D0" w:sz="4"/>
-              <w:bottom w:val="single" w:color="A6B8D0" w:sz="4"/>
-              <w:right w:val="single" w:color="A6B8D0" w:sz="4"/>
-            </w:tcBorders>
-            <w:tcMar>
-              <w:top w:type="dxa" w:w="50"/>
-              <w:left w:type="dxa" w:w="90"/>
-              <w:bottom w:type="dxa" w:w="50"/>
-              <w:right w:type="dxa" w:w="90"/>
-            </w:tcMar>
-          </w:tcPr>
-          <w:p>
-            <w:pPr>
-              <w:keepNext/>
-              <w:keepLines/>
-              <w:spacing w:after="0" w:before="0" w:line="280"/>
-            </w:pPr>
-            <w:r>
-              <w:rPr>
-                <w:rFonts w:ascii="Yu Gothic" w:eastAsia="Yu Gothic" w:hAnsi="Yu Gothic"/>
-                <w:b w:val="false"/>
-                <w:bCs w:val="false"/>
-                <w:sz w:val="18"/>
-                <w:szCs w:val="18"/>
-              </w:rPr>
-              <w:t xml:space="preserve">同封文書に、画像を他人に無断で授受してはならない旨の一文を入れる。その欠損は権利者の過失によるものではない</w:t>
-            </w:r>
-          </w:p>
-        </w:tc>
-      </w:tr>
-      <w:tr>
-        <w:trPr>
-          <w:cantSplit/>
-          <w:tblHeader w:val="off"/>
-        </w:trPr>
-        <w:tc>
-          <w:tcPr>
-            <w:tcW w:type="dxa" w:w="830"/>
-            <w:tcBorders>
-              <w:top w:val="single" w:color="A6B8D0" w:sz="4"/>
-              <w:left w:val="single" w:color="A6B8D0" w:sz="4"/>
-              <w:bottom w:val="single" w:color="A6B8D0" w:sz="4"/>
-              <w:right w:val="single" w:color="A6B8D0" w:sz="4"/>
-            </w:tcBorders>
-            <w:tcMar>
-              <w:top w:type="dxa" w:w="50"/>
-              <w:left w:type="dxa" w:w="90"/>
-              <w:bottom w:type="dxa" w:w="50"/>
-              <w:right w:type="dxa" w:w="90"/>
-            </w:tcMar>
-          </w:tcPr>
-          <w:p>
-            <w:pPr>
-              <w:keepNext/>
-              <w:keepLines/>
-              <w:spacing w:after="0" w:before="0" w:line="280"/>
-            </w:pPr>
-            <w:r>
-              <w:rPr>
-                <w:rFonts w:ascii="Yu Gothic" w:eastAsia="Yu Gothic" w:hAnsi="Yu Gothic"/>
-                <w:b w:val="false"/>
-                <w:bCs w:val="false"/>
-                <w:sz w:val="18"/>
-                <w:szCs w:val="18"/>
-              </w:rPr>
-              <w:t xml:space="preserve">D-9-5</w:t>
-            </w:r>
-          </w:p>
-        </w:tc>
-        <w:tc>
-          <w:tcPr>
-            <w:tcW w:type="dxa" w:w="3684"/>
-            <w:tcBorders>
-              <w:top w:val="single" w:color="A6B8D0" w:sz="4"/>
-              <w:left w:val="single" w:color="A6B8D0" w:sz="4"/>
-              <w:bottom w:val="single" w:color="A6B8D0" w:sz="4"/>
-              <w:right w:val="single" w:color="A6B8D0" w:sz="4"/>
-            </w:tcBorders>
-            <w:tcMar>
-              <w:top w:type="dxa" w:w="50"/>
-              <w:left w:type="dxa" w:w="90"/>
-              <w:bottom w:type="dxa" w:w="50"/>
-              <w:right w:type="dxa" w:w="90"/>
-            </w:tcMar>
-          </w:tcPr>
-          <w:p>
-            <w:pPr>
-              <w:keepNext/>
-              <w:keepLines/>
-              <w:spacing w:after="0" w:before="0" w:line="280"/>
-            </w:pPr>
-            <w:r>
-              <w:rPr>
-                <w:rFonts w:ascii="Yu Gothic" w:eastAsia="Yu Gothic" w:hAnsi="Yu Gothic"/>
-                <w:b w:val="false"/>
-                <w:bCs w:val="false"/>
-                <w:sz w:val="18"/>
-                <w:szCs w:val="18"/>
-              </w:rPr>
-              <w:t xml:space="preserve">決定</w:t>
-            </w:r>
-          </w:p>
-        </w:tc>
-        <w:tc>
-          <w:tcPr>
-            <w:tcW w:type="dxa" w:w="5124"/>
-            <w:tcBorders>
-              <w:top w:val="single" w:color="A6B8D0" w:sz="4"/>
-              <w:left w:val="single" w:color="A6B8D0" w:sz="4"/>
-              <w:bottom w:val="single" w:color="A6B8D0" w:sz="4"/>
-              <w:right w:val="single" w:color="A6B8D0" w:sz="4"/>
-            </w:tcBorders>
-            <w:tcMar>
-              <w:top w:type="dxa" w:w="50"/>
-              <w:left w:type="dxa" w:w="90"/>
-              <w:bottom w:type="dxa" w:w="50"/>
-              <w:right w:type="dxa" w:w="90"/>
-            </w:tcMar>
-          </w:tcPr>
-          <w:p>
-            <w:pPr>
-              <w:keepNext/>
-              <w:keepLines/>
-              <w:spacing w:after="0" w:before="0" w:line="280"/>
-            </w:pPr>
-            <w:r>
-              <w:rPr>
-                <w:rFonts w:ascii="Yu Gothic" w:eastAsia="Yu Gothic" w:hAnsi="Yu Gothic"/>
-                <w:b w:val="false"/>
-                <w:bCs w:val="false"/>
-                <w:sz w:val="18"/>
-                <w:szCs w:val="18"/>
-              </w:rPr>
-              <w:t xml:space="preserve">すべての国を網羅した情報をリンク先として公開し、購入者に多い国籍の分に限りテキストの文面を同封する</w:t>
-            </w:r>
-          </w:p>
-        </w:tc>
-      </w:tr>
-      <w:tr>
-        <w:trPr>
-          <w:cantSplit/>
-          <w:tblHeader w:val="off"/>
-        </w:trPr>
-        <w:tc>
-          <w:tcPr>
-            <w:tcW w:type="dxa" w:w="830"/>
-            <w:tcBorders>
-              <w:top w:val="single" w:color="A6B8D0" w:sz="4"/>
-              <w:left w:val="single" w:color="A6B8D0" w:sz="4"/>
-              <w:bottom w:val="single" w:color="A6B8D0" w:sz="4"/>
-              <w:right w:val="single" w:color="A6B8D0" w:sz="4"/>
-            </w:tcBorders>
-            <w:tcMar>
-              <w:top w:type="dxa" w:w="50"/>
-              <w:left w:type="dxa" w:w="90"/>
-              <w:bottom w:type="dxa" w:w="50"/>
-              <w:right w:type="dxa" w:w="90"/>
-            </w:tcMar>
-          </w:tcPr>
-          <w:p>
-            <w:pPr>
-              <w:keepNext/>
-              <w:keepLines/>
-              <w:spacing w:after="0" w:before="0" w:line="280"/>
-            </w:pPr>
-            <w:r>
-              <w:rPr>
-                <w:rFonts w:ascii="Yu Gothic" w:eastAsia="Yu Gothic" w:hAnsi="Yu Gothic"/>
-                <w:b w:val="false"/>
-                <w:bCs w:val="false"/>
-                <w:sz w:val="18"/>
-                <w:szCs w:val="18"/>
-              </w:rPr>
-              <w:t xml:space="preserve">D-9-6</w:t>
-            </w:r>
-          </w:p>
-        </w:tc>
-        <w:tc>
-          <w:tcPr>
-            <w:tcW w:type="dxa" w:w="3684"/>
-            <w:tcBorders>
-              <w:top w:val="single" w:color="A6B8D0" w:sz="4"/>
-              <w:left w:val="single" w:color="A6B8D0" w:sz="4"/>
-              <w:bottom w:val="single" w:color="A6B8D0" w:sz="4"/>
-              <w:right w:val="single" w:color="A6B8D0" w:sz="4"/>
-            </w:tcBorders>
-            <w:tcMar>
-              <w:top w:type="dxa" w:w="50"/>
-              <w:left w:type="dxa" w:w="90"/>
-              <w:bottom w:type="dxa" w:w="50"/>
-              <w:right w:type="dxa" w:w="90"/>
-            </w:tcMar>
-          </w:tcPr>
-          <w:p>
-            <w:pPr>
-              <w:keepNext/>
-              <w:keepLines/>
-              <w:spacing w:after="0" w:before="0" w:line="280"/>
-            </w:pPr>
-            <w:r>
-              <w:rPr>
-                <w:rFonts w:ascii="Yu Gothic" w:eastAsia="Yu Gothic" w:hAnsi="Yu Gothic"/>
-                <w:b w:val="false"/>
-                <w:bCs w:val="false"/>
-                <w:sz w:val="18"/>
-                <w:szCs w:val="18"/>
-              </w:rPr>
-              <w:t xml:space="preserve">決定</w:t>
-            </w:r>
-          </w:p>
-        </w:tc>
-        <w:tc>
-          <w:tcPr>
-            <w:tcW w:type="dxa" w:w="5124"/>
-            <w:tcBorders>
-              <w:top w:val="single" w:color="A6B8D0" w:sz="4"/>
-              <w:left w:val="single" w:color="A6B8D0" w:sz="4"/>
-              <w:bottom w:val="single" w:color="A6B8D0" w:sz="4"/>
-              <w:right w:val="single" w:color="A6B8D0" w:sz="4"/>
-            </w:tcBorders>
-            <w:tcMar>
-              <w:top w:type="dxa" w:w="50"/>
-              <w:left w:type="dxa" w:w="90"/>
-              <w:bottom w:type="dxa" w:w="50"/>
-              <w:right w:type="dxa" w:w="90"/>
-            </w:tcMar>
-          </w:tcPr>
-          <w:p>
-            <w:pPr>
-              <w:keepNext/>
-              <w:keepLines/>
-              <w:spacing w:after="0" w:before="0" w:line="280"/>
-            </w:pPr>
-            <w:r>
-              <w:rPr>
-                <w:rFonts w:ascii="Yu Gothic" w:eastAsia="Yu Gothic" w:hAnsi="Yu Gothic"/>
-                <w:b w:val="false"/>
-                <w:bCs w:val="false"/>
-                <w:sz w:val="18"/>
-                <w:szCs w:val="18"/>
-              </w:rPr>
-              <w:t xml:space="preserve">問う相手は違法者とし、購入者であるか否かを問わない</w:t>
-            </w:r>
-          </w:p>
-        </w:tc>
-      </w:tr>
-      <w:tr>
-        <w:trPr>
-          <w:cantSplit/>
-          <w:tblHeader w:val="off"/>
-        </w:trPr>
-        <w:tc>
-          <w:tcPr>
-            <w:tcW w:type="dxa" w:w="830"/>
-            <w:tcBorders>
-              <w:top w:val="single" w:color="A6B8D0" w:sz="4"/>
-              <w:left w:val="single" w:color="A6B8D0" w:sz="4"/>
-              <w:bottom w:val="single" w:color="A6B8D0" w:sz="4"/>
-              <w:right w:val="single" w:color="A6B8D0" w:sz="4"/>
-            </w:tcBorders>
-            <w:tcMar>
-              <w:top w:type="dxa" w:w="50"/>
-              <w:left w:type="dxa" w:w="90"/>
-              <w:bottom w:type="dxa" w:w="50"/>
-              <w:right w:type="dxa" w:w="90"/>
-            </w:tcMar>
-          </w:tcPr>
-          <w:p>
-            <w:pPr>
-              <w:keepNext/>
-              <w:keepLines/>
-              <w:spacing w:after="0" w:before="0" w:line="280"/>
-            </w:pPr>
-            <w:r>
-              <w:rPr>
-                <w:rFonts w:ascii="Yu Gothic" w:eastAsia="Yu Gothic" w:hAnsi="Yu Gothic"/>
-                <w:b w:val="false"/>
-                <w:bCs w:val="false"/>
-                <w:sz w:val="18"/>
-                <w:szCs w:val="18"/>
-              </w:rPr>
-              <w:t xml:space="preserve">I-06</w:t>
-            </w:r>
-          </w:p>
-        </w:tc>
-        <w:tc>
-          <w:tcPr>
-            <w:tcW w:type="dxa" w:w="3684"/>
-            <w:tcBorders>
-              <w:top w:val="single" w:color="A6B8D0" w:sz="4"/>
-              <w:left w:val="single" w:color="A6B8D0" w:sz="4"/>
-              <w:bottom w:val="single" w:color="A6B8D0" w:sz="4"/>
-              <w:right w:val="single" w:color="A6B8D0" w:sz="4"/>
-            </w:tcBorders>
-            <w:tcMar>
-              <w:top w:type="dxa" w:w="50"/>
-              <w:left w:type="dxa" w:w="90"/>
-              <w:bottom w:type="dxa" w:w="50"/>
-              <w:right w:type="dxa" w:w="90"/>
-            </w:tcMar>
-          </w:tcPr>
-          <w:p>
-            <w:pPr>
-              <w:keepNext/>
-              <w:keepLines/>
-              <w:spacing w:after="0" w:before="0" w:line="280"/>
-            </w:pPr>
-            <w:r>
-              <w:rPr>
-                <w:rFonts w:ascii="Yu Gothic" w:eastAsia="Yu Gothic" w:hAnsi="Yu Gothic"/>
-                <w:b w:val="false"/>
-                <w:bCs w:val="false"/>
-                <w:sz w:val="18"/>
-                <w:szCs w:val="18"/>
-              </w:rPr>
-              <w:t xml:space="preserve">要調査</w:t>
-            </w:r>
-          </w:p>
-        </w:tc>
-        <w:tc>
-          <w:tcPr>
-            <w:tcW w:type="dxa" w:w="5124"/>
-            <w:tcBorders>
-              <w:top w:val="single" w:color="A6B8D0" w:sz="4"/>
-              <w:left w:val="single" w:color="A6B8D0" w:sz="4"/>
-              <w:bottom w:val="single" w:color="A6B8D0" w:sz="4"/>
-              <w:right w:val="single" w:color="A6B8D0" w:sz="4"/>
-            </w:tcBorders>
-            <w:tcMar>
-              <w:top w:type="dxa" w:w="50"/>
-              <w:left w:type="dxa" w:w="90"/>
-              <w:bottom w:type="dxa" w:w="50"/>
-              <w:right w:type="dxa" w:w="90"/>
-            </w:tcMar>
-          </w:tcPr>
-          <w:p>
-            <w:pPr>
-              <w:keepNext/>
-              <w:keepLines/>
-              <w:spacing w:after="0" w:before="0" w:line="280"/>
-            </w:pPr>
-            <w:r>
-              <w:rPr>
-                <w:rFonts w:ascii="Yu Gothic" w:eastAsia="Yu Gothic" w:hAnsi="Yu Gothic"/>
-                <w:b w:val="false"/>
-                <w:bCs w:val="false"/>
-                <w:sz w:val="18"/>
-                <w:szCs w:val="18"/>
-              </w:rPr>
-              <w:t xml:space="preserve">国ごとの権利の違い</w:t>
-            </w:r>
-          </w:p>
-        </w:tc>
-      </w:tr>
-      <w:tr>
-        <w:trPr>
-          <w:cantSplit/>
-          <w:tblHeader w:val="off"/>
-        </w:trPr>
-        <w:tc>
-          <w:tcPr>
-            <w:tcW w:type="dxa" w:w="830"/>
-            <w:tcBorders>
-              <w:top w:val="single" w:color="A6B8D0" w:sz="4"/>
-              <w:left w:val="single" w:color="A6B8D0" w:sz="4"/>
-              <w:bottom w:val="single" w:color="A6B8D0" w:sz="4"/>
-              <w:right w:val="single" w:color="A6B8D0" w:sz="4"/>
-            </w:tcBorders>
-            <w:tcMar>
-              <w:top w:type="dxa" w:w="50"/>
-              <w:left w:type="dxa" w:w="90"/>
-              <w:bottom w:type="dxa" w:w="50"/>
-              <w:right w:type="dxa" w:w="90"/>
-            </w:tcMar>
-          </w:tcPr>
-          <w:p>
-            <w:pPr>
-              <w:keepNext/>
-              <w:keepLines/>
-              <w:spacing w:after="0" w:before="0" w:line="280"/>
-            </w:pPr>
-            <w:r>
-              <w:rPr>
-                <w:rFonts w:ascii="Yu Gothic" w:eastAsia="Yu Gothic" w:hAnsi="Yu Gothic"/>
-                <w:b w:val="false"/>
-                <w:bCs w:val="false"/>
-                <w:sz w:val="18"/>
-                <w:szCs w:val="18"/>
-              </w:rPr>
-              <w:t xml:space="preserve">I-07</w:t>
-            </w:r>
-          </w:p>
-        </w:tc>
-        <w:tc>
-          <w:tcPr>
-            <w:tcW w:type="dxa" w:w="3684"/>
-            <w:tcBorders>
-              <w:top w:val="single" w:color="A6B8D0" w:sz="4"/>
-              <w:left w:val="single" w:color="A6B8D0" w:sz="4"/>
-              <w:bottom w:val="single" w:color="A6B8D0" w:sz="4"/>
-              <w:right w:val="single" w:color="A6B8D0" w:sz="4"/>
-            </w:tcBorders>
-            <w:tcMar>
-              <w:top w:type="dxa" w:w="50"/>
-              <w:left w:type="dxa" w:w="90"/>
-              <w:bottom w:type="dxa" w:w="50"/>
-              <w:right w:type="dxa" w:w="90"/>
-            </w:tcMar>
-          </w:tcPr>
-          <w:p>
-            <w:pPr>
-              <w:keepNext/>
-              <w:keepLines/>
-              <w:spacing w:after="0" w:before="0" w:line="280"/>
-            </w:pPr>
-            <w:r>
-              <w:rPr>
-                <w:rFonts w:ascii="Yu Gothic" w:eastAsia="Yu Gothic" w:hAnsi="Yu Gothic"/>
-                <w:b w:val="false"/>
-                <w:bCs w:val="false"/>
-                <w:sz w:val="18"/>
-                <w:szCs w:val="18"/>
-              </w:rPr>
-              <w:t xml:space="preserve">要調査</w:t>
-            </w:r>
-          </w:p>
-        </w:tc>
-        <w:tc>
-          <w:tcPr>
-            <w:tcW w:type="dxa" w:w="5124"/>
-            <w:tcBorders>
-              <w:top w:val="single" w:color="A6B8D0" w:sz="4"/>
-              <w:left w:val="single" w:color="A6B8D0" w:sz="4"/>
-              <w:bottom w:val="single" w:color="A6B8D0" w:sz="4"/>
-              <w:right w:val="single" w:color="A6B8D0" w:sz="4"/>
-            </w:tcBorders>
-            <w:tcMar>
-              <w:top w:type="dxa" w:w="50"/>
-              <w:left w:type="dxa" w:w="90"/>
-              <w:bottom w:type="dxa" w:w="50"/>
-              <w:right w:type="dxa" w:w="90"/>
-            </w:tcMar>
-          </w:tcPr>
-          <w:p>
-            <w:pPr>
-              <w:keepNext/>
-              <w:keepLines/>
-              <w:spacing w:after="0" w:before="0" w:line="280"/>
-            </w:pPr>
-            <w:r>
-              <w:rPr>
-                <w:rFonts w:ascii="Yu Gothic" w:eastAsia="Yu Gothic" w:hAnsi="Yu Gothic"/>
-                <w:b w:val="false"/>
-                <w:bCs w:val="false"/>
-                <w:sz w:val="18"/>
-                <w:szCs w:val="18"/>
-              </w:rPr>
-              <w:t xml:space="preserve">購入者の国の把握</w:t>
-            </w:r>
-          </w:p>
-        </w:tc>
-      </w:tr>
-      <w:tr>
-        <w:trPr>
-          <w:cantSplit/>
-          <w:tblHeader w:val="off"/>
-        </w:trPr>
-        <w:tc>
-          <w:tcPr>
-            <w:tcW w:type="dxa" w:w="830"/>
-            <w:tcBorders>
-              <w:top w:val="single" w:color="A6B8D0" w:sz="4"/>
-              <w:left w:val="single" w:color="A6B8D0" w:sz="4"/>
-              <w:bottom w:val="single" w:color="A6B8D0" w:sz="4"/>
-              <w:right w:val="single" w:color="A6B8D0" w:sz="4"/>
-            </w:tcBorders>
-            <w:tcMar>
-              <w:top w:type="dxa" w:w="50"/>
-              <w:left w:type="dxa" w:w="90"/>
-              <w:bottom w:type="dxa" w:w="50"/>
-              <w:right w:type="dxa" w:w="90"/>
-            </w:tcMar>
-          </w:tcPr>
-          <w:p>
-            <w:pPr>
-              <w:keepNext/>
-              <w:keepLines/>
-              <w:spacing w:after="0" w:before="0" w:line="280"/>
-            </w:pPr>
-            <w:r>
-              <w:rPr>
-                <w:rFonts w:ascii="Yu Gothic" w:eastAsia="Yu Gothic" w:hAnsi="Yu Gothic"/>
-                <w:b w:val="false"/>
-                <w:bCs w:val="false"/>
-                <w:sz w:val="18"/>
-                <w:szCs w:val="18"/>
-              </w:rPr>
-              <w:t xml:space="preserve">I-08</w:t>
-            </w:r>
-          </w:p>
-        </w:tc>
-        <w:tc>
-          <w:tcPr>
-            <w:tcW w:type="dxa" w:w="3684"/>
-            <w:tcBorders>
-              <w:top w:val="single" w:color="A6B8D0" w:sz="4"/>
-              <w:left w:val="single" w:color="A6B8D0" w:sz="4"/>
-              <w:bottom w:val="single" w:color="A6B8D0" w:sz="4"/>
-              <w:right w:val="single" w:color="A6B8D0" w:sz="4"/>
-            </w:tcBorders>
-            <w:tcMar>
-              <w:top w:type="dxa" w:w="50"/>
-              <w:left w:type="dxa" w:w="90"/>
-              <w:bottom w:type="dxa" w:w="50"/>
-              <w:right w:type="dxa" w:w="90"/>
-            </w:tcMar>
-          </w:tcPr>
-          <w:p>
-            <w:pPr>
-              <w:keepNext/>
-              <w:keepLines/>
-              <w:spacing w:after="0" w:before="0" w:line="280"/>
-            </w:pPr>
-            <w:r>
-              <w:rPr>
-                <w:rFonts w:ascii="Yu Gothic" w:eastAsia="Yu Gothic" w:hAnsi="Yu Gothic"/>
-                <w:b w:val="false"/>
-                <w:bCs w:val="false"/>
-                <w:sz w:val="18"/>
-                <w:szCs w:val="18"/>
-              </w:rPr>
-              <w:t xml:space="preserve">要調査</w:t>
-            </w:r>
-          </w:p>
-        </w:tc>
-        <w:tc>
-          <w:tcPr>
-            <w:tcW w:type="dxa" w:w="5124"/>
-            <w:tcBorders>
-              <w:top w:val="single" w:color="A6B8D0" w:sz="4"/>
-              <w:left w:val="single" w:color="A6B8D0" w:sz="4"/>
-              <w:bottom w:val="single" w:color="A6B8D0" w:sz="4"/>
-              <w:right w:val="single" w:color="A6B8D0" w:sz="4"/>
-            </w:tcBorders>
-            <w:tcMar>
-              <w:top w:type="dxa" w:w="50"/>
-              <w:left w:type="dxa" w:w="90"/>
-              <w:bottom w:type="dxa" w:w="50"/>
-              <w:right w:type="dxa" w:w="90"/>
-            </w:tcMar>
-          </w:tcPr>
-          <w:p>
-            <w:pPr>
-              <w:keepNext/>
-              <w:keepLines/>
-              <w:spacing w:after="0" w:before="0" w:line="280"/>
-            </w:pPr>
-            <w:r>
-              <w:rPr>
-                <w:rFonts w:ascii="Yu Gothic" w:eastAsia="Yu Gothic" w:hAnsi="Yu Gothic"/>
-                <w:b w:val="false"/>
-                <w:bCs w:val="false"/>
-                <w:sz w:val="18"/>
-                <w:szCs w:val="18"/>
-              </w:rPr>
-              <w:t xml:space="preserve">権利文書の文言</w:t>
-            </w:r>
-          </w:p>
-        </w:tc>
-      </w:tr>
-      <w:tr>
-        <w:trPr>
-          <w:cantSplit/>
-          <w:tblHeader w:val="off"/>
-        </w:trPr>
-        <w:tc>
-          <w:tcPr>
-            <w:tcW w:type="dxa" w:w="830"/>
-            <w:tcBorders>
-              <w:top w:val="single" w:color="A6B8D0" w:sz="4"/>
-              <w:left w:val="single" w:color="A6B8D0" w:sz="4"/>
-              <w:bottom w:val="single" w:color="A6B8D0" w:sz="4"/>
-              <w:right w:val="single" w:color="A6B8D0" w:sz="4"/>
-            </w:tcBorders>
-            <w:tcMar>
-              <w:top w:type="dxa" w:w="50"/>
-              <w:left w:type="dxa" w:w="90"/>
-              <w:bottom w:type="dxa" w:w="50"/>
-              <w:right w:type="dxa" w:w="90"/>
-            </w:tcMar>
-          </w:tcPr>
-          <w:p>
-            <w:pPr>
-              <w:keepNext/>
-              <w:keepLines/>
-              <w:spacing w:after="0" w:before="0" w:line="280"/>
-            </w:pPr>
-            <w:r>
-              <w:rPr>
-                <w:rFonts w:ascii="Yu Gothic" w:eastAsia="Yu Gothic" w:hAnsi="Yu Gothic"/>
-                <w:b w:val="false"/>
-                <w:bCs w:val="false"/>
-                <w:sz w:val="18"/>
-                <w:szCs w:val="18"/>
-              </w:rPr>
-              <w:t xml:space="preserve">O-03</w:t>
-            </w:r>
-          </w:p>
-        </w:tc>
-        <w:tc>
-          <w:tcPr>
-            <w:tcW w:type="dxa" w:w="3684"/>
-            <w:tcBorders>
-              <w:top w:val="single" w:color="A6B8D0" w:sz="4"/>
-              <w:left w:val="single" w:color="A6B8D0" w:sz="4"/>
-              <w:bottom w:val="single" w:color="A6B8D0" w:sz="4"/>
-              <w:right w:val="single" w:color="A6B8D0" w:sz="4"/>
-            </w:tcBorders>
-            <w:tcMar>
-              <w:top w:type="dxa" w:w="50"/>
-              <w:left w:type="dxa" w:w="90"/>
-              <w:bottom w:type="dxa" w:w="50"/>
-              <w:right w:type="dxa" w:w="90"/>
-            </w:tcMar>
-          </w:tcPr>
-          <w:p>
-            <w:pPr>
-              <w:keepNext/>
-              <w:keepLines/>
-              <w:spacing w:after="0" w:before="0" w:line="280"/>
-            </w:pPr>
-            <w:r>
-              <w:rPr>
-                <w:rFonts w:ascii="Yu Gothic" w:eastAsia="Yu Gothic" w:hAnsi="Yu Gothic"/>
-                <w:b w:val="false"/>
-                <w:bCs w:val="false"/>
-                <w:sz w:val="18"/>
-                <w:szCs w:val="18"/>
-              </w:rPr>
-              <w:t xml:space="preserve">未決（基本設計 第5章 3.5「法的な位置付け（法務で扱う）」 に案を置いた。採否は専門家の確認による）</w:t>
-            </w:r>
-          </w:p>
-        </w:tc>
-        <w:tc>
-          <w:tcPr>
-            <w:tcW w:type="dxa" w:w="5124"/>
-            <w:tcBorders>
-              <w:top w:val="single" w:color="A6B8D0" w:sz="4"/>
-              <w:left w:val="single" w:color="A6B8D0" w:sz="4"/>
-              <w:bottom w:val="single" w:color="A6B8D0" w:sz="4"/>
-              <w:right w:val="single" w:color="A6B8D0" w:sz="4"/>
-            </w:tcBorders>
-            <w:tcMar>
-              <w:top w:type="dxa" w:w="50"/>
-              <w:left w:type="dxa" w:w="90"/>
-              <w:bottom w:type="dxa" w:w="50"/>
-              <w:right w:type="dxa" w:w="90"/>
-            </w:tcMar>
-          </w:tcPr>
-          <w:p>
-            <w:pPr>
-              <w:keepNext/>
-              <w:keepLines/>
-              <w:spacing w:after="0" w:before="0" w:line="280"/>
-            </w:pPr>
-            <w:r>
-              <w:rPr>
-                <w:rFonts w:ascii="Yu Gothic" w:eastAsia="Yu Gothic" w:hAnsi="Yu Gothic"/>
-                <w:b w:val="false"/>
-                <w:bCs w:val="false"/>
-                <w:sz w:val="18"/>
-                <w:szCs w:val="18"/>
-              </w:rPr>
-              <w:t xml:space="preserve">準拠する法の考え方</w:t>
-            </w:r>
-          </w:p>
-        </w:tc>
-      </w:tr>
-      <w:tr>
-        <w:trPr>
-          <w:cantSplit/>
-          <w:tblHeader w:val="off"/>
-        </w:trPr>
-        <w:tc>
-          <w:tcPr>
-            <w:tcW w:type="dxa" w:w="830"/>
-            <w:tcBorders>
-              <w:top w:val="single" w:color="A6B8D0" w:sz="4"/>
-              <w:left w:val="single" w:color="A6B8D0" w:sz="4"/>
-              <w:bottom w:val="single" w:color="A6B8D0" w:sz="4"/>
-              <w:right w:val="single" w:color="A6B8D0" w:sz="4"/>
-            </w:tcBorders>
-            <w:tcMar>
-              <w:top w:type="dxa" w:w="50"/>
-              <w:left w:type="dxa" w:w="90"/>
-              <w:bottom w:type="dxa" w:w="50"/>
-              <w:right w:type="dxa" w:w="90"/>
-            </w:tcMar>
-          </w:tcPr>
-          <w:p>
-            <w:pPr>
-              <w:keepNext/>
-              <w:keepLines/>
-              <w:spacing w:after="0" w:before="0" w:line="280"/>
-            </w:pPr>
-            <w:r>
-              <w:rPr>
-                <w:rFonts w:ascii="Yu Gothic" w:eastAsia="Yu Gothic" w:hAnsi="Yu Gothic"/>
-                <w:b w:val="false"/>
-                <w:bCs w:val="false"/>
-                <w:sz w:val="18"/>
-                <w:szCs w:val="18"/>
-              </w:rPr>
-              <w:t xml:space="preserve">O-04</w:t>
-            </w:r>
-          </w:p>
-        </w:tc>
-        <w:tc>
-          <w:tcPr>
-            <w:tcW w:type="dxa" w:w="3684"/>
-            <w:tcBorders>
-              <w:top w:val="single" w:color="A6B8D0" w:sz="4"/>
-              <w:left w:val="single" w:color="A6B8D0" w:sz="4"/>
-              <w:bottom w:val="single" w:color="A6B8D0" w:sz="4"/>
-              <w:right w:val="single" w:color="A6B8D0" w:sz="4"/>
-            </w:tcBorders>
-            <w:tcMar>
-              <w:top w:type="dxa" w:w="50"/>
-              <w:left w:type="dxa" w:w="90"/>
-              <w:bottom w:type="dxa" w:w="50"/>
-              <w:right w:type="dxa" w:w="90"/>
-            </w:tcMar>
-          </w:tcPr>
-          <w:p>
-            <w:pPr>
-              <w:keepNext/>
-              <w:keepLines/>
-              <w:spacing w:after="0" w:before="0" w:line="280"/>
-            </w:pPr>
-            <w:r>
-              <w:rPr>
-                <w:rFonts w:ascii="Yu Gothic" w:eastAsia="Yu Gothic" w:hAnsi="Yu Gothic"/>
-                <w:b w:val="false"/>
-                <w:bCs w:val="false"/>
-                <w:sz w:val="18"/>
-                <w:szCs w:val="18"/>
-              </w:rPr>
-              <w:t xml:space="preserve">未決（基本設計 第5章 2.1「選択肢（O-04「許可範囲の選択肢」 の決定）」 で決定）</w:t>
-            </w:r>
-          </w:p>
-        </w:tc>
-        <w:tc>
-          <w:tcPr>
-            <w:tcW w:type="dxa" w:w="5124"/>
-            <w:tcBorders>
-              <w:top w:val="single" w:color="A6B8D0" w:sz="4"/>
-              <w:left w:val="single" w:color="A6B8D0" w:sz="4"/>
-              <w:bottom w:val="single" w:color="A6B8D0" w:sz="4"/>
-              <w:right w:val="single" w:color="A6B8D0" w:sz="4"/>
-            </w:tcBorders>
-            <w:tcMar>
-              <w:top w:type="dxa" w:w="50"/>
-              <w:left w:type="dxa" w:w="90"/>
-              <w:bottom w:type="dxa" w:w="50"/>
-              <w:right w:type="dxa" w:w="90"/>
-            </w:tcMar>
-          </w:tcPr>
-          <w:p>
-            <w:pPr>
-              <w:keepNext/>
-              <w:keepLines/>
-              <w:spacing w:after="0" w:before="0" w:line="280"/>
-            </w:pPr>
-            <w:r>
-              <w:rPr>
-                <w:rFonts w:ascii="Yu Gothic" w:eastAsia="Yu Gothic" w:hAnsi="Yu Gothic"/>
-                <w:b w:val="false"/>
-                <w:bCs w:val="false"/>
-                <w:sz w:val="18"/>
-                <w:szCs w:val="18"/>
-              </w:rPr>
-              <w:t xml:space="preserve">許可範囲の選択肢</w:t>
-            </w:r>
-          </w:p>
-        </w:tc>
-      </w:tr>
-      <w:tr>
-        <w:trPr>
-          <w:cantSplit/>
-          <w:tblHeader w:val="off"/>
-        </w:trPr>
-        <w:tc>
-          <w:tcPr>
-            <w:tcW w:type="dxa" w:w="830"/>
-            <w:tcBorders>
-              <w:top w:val="single" w:color="A6B8D0" w:sz="4"/>
-              <w:left w:val="single" w:color="A6B8D0" w:sz="4"/>
-              <w:bottom w:val="single" w:color="A6B8D0" w:sz="4"/>
-              <w:right w:val="single" w:color="A6B8D0" w:sz="4"/>
-            </w:tcBorders>
-            <w:tcMar>
-              <w:top w:type="dxa" w:w="50"/>
-              <w:left w:type="dxa" w:w="90"/>
-              <w:bottom w:type="dxa" w:w="50"/>
-              <w:right w:type="dxa" w:w="90"/>
-            </w:tcMar>
-          </w:tcPr>
-          <w:p>
-            <w:pPr>
-              <w:keepNext/>
-              <w:keepLines/>
-              <w:spacing w:after="0" w:before="0" w:line="280"/>
-            </w:pPr>
-            <w:r>
-              <w:rPr>
-                <w:rFonts w:ascii="Yu Gothic" w:eastAsia="Yu Gothic" w:hAnsi="Yu Gothic"/>
-                <w:b w:val="false"/>
-                <w:bCs w:val="false"/>
-                <w:sz w:val="18"/>
-                <w:szCs w:val="18"/>
-              </w:rPr>
-              <w:t xml:space="preserve">A-2</w:t>
-            </w:r>
-          </w:p>
-        </w:tc>
-        <w:tc>
-          <w:tcPr>
-            <w:tcW w:type="dxa" w:w="3684"/>
-            <w:tcBorders>
-              <w:top w:val="single" w:color="A6B8D0" w:sz="4"/>
-              <w:left w:val="single" w:color="A6B8D0" w:sz="4"/>
-              <w:bottom w:val="single" w:color="A6B8D0" w:sz="4"/>
-              <w:right w:val="single" w:color="A6B8D0" w:sz="4"/>
-            </w:tcBorders>
-            <w:tcMar>
-              <w:top w:type="dxa" w:w="50"/>
-              <w:left w:type="dxa" w:w="90"/>
-              <w:bottom w:type="dxa" w:w="50"/>
-              <w:right w:type="dxa" w:w="90"/>
-            </w:tcMar>
-          </w:tcPr>
-          <w:p>
-            <w:pPr>
-              <w:keepNext/>
+            <w:tcW w:type="dxa" w:w="807"/>
+            <w:tcBorders>
+              <w:top w:val="single" w:color="A6B8D0" w:sz="4"/>
+              <w:left w:val="single" w:color="A6B8D0" w:sz="4"/>
+              <w:bottom w:val="single" w:color="A6B8D0" w:sz="4"/>
+              <w:right w:val="single" w:color="A6B8D0" w:sz="4"/>
+            </w:tcBorders>
+            <w:tcMar>
+              <w:top w:type="dxa" w:w="50"/>
+              <w:left w:type="dxa" w:w="90"/>
+              <w:bottom w:type="dxa" w:w="50"/>
+              <w:right w:type="dxa" w:w="90"/>
+            </w:tcMar>
+          </w:tcPr>
+          <w:p>
+            <w:pPr>
+              <w:keepNext w:val="false"/>
+              <w:keepLines/>
+              <w:spacing w:after="0" w:before="0" w:line="280"/>
+            </w:pPr>
+            <w:r>
+              <w:rPr>
+                <w:rFonts w:ascii="Yu Gothic" w:eastAsia="Yu Gothic" w:hAnsi="Yu Gothic"/>
+                <w:b w:val="false"/>
+                <w:bCs w:val="false"/>
+                <w:sz w:val="18"/>
+                <w:szCs w:val="18"/>
+              </w:rPr>
+              <w:t xml:space="preserve">A-19</w:t>
+            </w:r>
+          </w:p>
+        </w:tc>
+        <w:tc>
+          <w:tcPr>
+            <w:tcW w:type="dxa" w:w="2625"/>
+            <w:tcBorders>
+              <w:top w:val="single" w:color="A6B8D0" w:sz="4"/>
+              <w:left w:val="single" w:color="A6B8D0" w:sz="4"/>
+              <w:bottom w:val="single" w:color="A6B8D0" w:sz="4"/>
+              <w:right w:val="single" w:color="A6B8D0" w:sz="4"/>
+            </w:tcBorders>
+            <w:tcMar>
+              <w:top w:type="dxa" w:w="50"/>
+              <w:left w:type="dxa" w:w="90"/>
+              <w:bottom w:type="dxa" w:w="50"/>
+              <w:right w:type="dxa" w:w="90"/>
+            </w:tcMar>
+          </w:tcPr>
+          <w:p>
+            <w:pPr>
+              <w:keepNext w:val="false"/>
               <w:keepLines/>
               <w:spacing w:after="0" w:before="0" w:line="280"/>
             </w:pPr>
@@ -1676,115 +596,7 @@
         </w:tc>
         <w:tc>
           <w:tcPr>
-            <w:tcW w:type="dxa" w:w="5124"/>
-            <w:tcBorders>
-              <w:top w:val="single" w:color="A6B8D0" w:sz="4"/>
-              <w:left w:val="single" w:color="A6B8D0" w:sz="4"/>
-              <w:bottom w:val="single" w:color="A6B8D0" w:sz="4"/>
-              <w:right w:val="single" w:color="A6B8D0" w:sz="4"/>
-            </w:tcBorders>
-            <w:tcMar>
-              <w:top w:type="dxa" w:w="50"/>
-              <w:left w:type="dxa" w:w="90"/>
-              <w:bottom w:type="dxa" w:w="50"/>
-              <w:right w:type="dxa" w:w="90"/>
-            </w:tcMar>
-          </w:tcPr>
-          <w:p>
-            <w:pPr>
-              <w:keepNext/>
-              <w:keepLines/>
-              <w:spacing w:after="0" w:before="0" w:line="280"/>
-            </w:pPr>
-            <w:r>
-              <w:rPr>
-                <w:rFonts w:ascii="Yu Gothic" w:eastAsia="Yu Gothic" w:hAnsi="Yu Gothic"/>
-                <w:b w:val="false"/>
-                <w:bCs w:val="false"/>
-                <w:sz w:val="18"/>
-                <w:szCs w:val="18"/>
-              </w:rPr>
-              <w:t xml:space="preserve">告知を支える機能（告知は効力の前提であり、権利性の照合もこれによる）</w:t>
-            </w:r>
-          </w:p>
-        </w:tc>
-      </w:tr>
-      <w:tr>
-        <w:trPr>
-          <w:cantSplit/>
-          <w:tblHeader w:val="off"/>
-        </w:trPr>
-        <w:tc>
-          <w:tcPr>
-            <w:tcW w:type="dxa" w:w="830"/>
-            <w:tcBorders>
-              <w:top w:val="single" w:color="A6B8D0" w:sz="4"/>
-              <w:left w:val="single" w:color="A6B8D0" w:sz="4"/>
-              <w:bottom w:val="single" w:color="A6B8D0" w:sz="4"/>
-              <w:right w:val="single" w:color="A6B8D0" w:sz="4"/>
-            </w:tcBorders>
-            <w:tcMar>
-              <w:top w:type="dxa" w:w="50"/>
-              <w:left w:type="dxa" w:w="90"/>
-              <w:bottom w:type="dxa" w:w="50"/>
-              <w:right w:type="dxa" w:w="90"/>
-            </w:tcMar>
-          </w:tcPr>
-          <w:p>
-            <w:pPr>
-              <w:keepNext w:val="false"/>
-              <w:keepLines/>
-              <w:spacing w:after="0" w:before="0" w:line="280"/>
-            </w:pPr>
-            <w:r>
-              <w:rPr>
-                <w:rFonts w:ascii="Yu Gothic" w:eastAsia="Yu Gothic" w:hAnsi="Yu Gothic"/>
-                <w:b w:val="false"/>
-                <w:bCs w:val="false"/>
-                <w:sz w:val="18"/>
-                <w:szCs w:val="18"/>
-              </w:rPr>
-              <w:t xml:space="preserve">A-19</w:t>
-            </w:r>
-          </w:p>
-        </w:tc>
-        <w:tc>
-          <w:tcPr>
-            <w:tcW w:type="dxa" w:w="3684"/>
-            <w:tcBorders>
-              <w:top w:val="single" w:color="A6B8D0" w:sz="4"/>
-              <w:left w:val="single" w:color="A6B8D0" w:sz="4"/>
-              <w:bottom w:val="single" w:color="A6B8D0" w:sz="4"/>
-              <w:right w:val="single" w:color="A6B8D0" w:sz="4"/>
-            </w:tcBorders>
-            <w:tcMar>
-              <w:top w:type="dxa" w:w="50"/>
-              <w:left w:type="dxa" w:w="90"/>
-              <w:bottom w:type="dxa" w:w="50"/>
-              <w:right w:type="dxa" w:w="90"/>
-            </w:tcMar>
-          </w:tcPr>
-          <w:p>
-            <w:pPr>
-              <w:keepNext w:val="false"/>
-              <w:keepLines/>
-              <w:spacing w:after="0" w:before="0" w:line="280"/>
-            </w:pPr>
-            <w:r>
-              <w:rPr>
-                <w:rFonts w:ascii="Yu Gothic" w:eastAsia="Yu Gothic" w:hAnsi="Yu Gothic"/>
-                <w:b w:val="false"/>
-                <w:bCs w:val="false"/>
-                <w:sz w:val="18"/>
-                <w:szCs w:val="18"/>
-              </w:rPr>
-              <w:t xml:space="preserve">項目割りで見つけた抜け</w:t>
-            </w:r>
-          </w:p>
-        </w:tc>
-        <w:tc>
-          <w:tcPr>
-            <w:tcW w:type="dxa" w:w="5124"/>
+            <w:tcW w:type="dxa" w:w="6206"/>
             <w:tcBorders>
               <w:top w:val="single" w:color="A6B8D0" w:sz="4"/>
               <w:left w:val="single" w:color="A6B8D0" w:sz="4"/>
@@ -2977,7 +1789,7 @@
                 <w:sz w:val="18"/>
                 <w:szCs w:val="18"/>
               </w:rPr>
-              <w:t xml:space="preserve">同封文書の書き換えを検出できる（R-5-2-2「書き換えられたことが分かる」）。画像と文書の組を結び付ける</w:t>
+              <w:t xml:space="preserve">同封文書の書き換えを検出できる（R-5-2-2）。画像と文書の組を結び付ける</w:t>
             </w:r>
           </w:p>
         </w:tc>
@@ -3119,7 +1931,7 @@
                 <w:sz w:val="18"/>
                 <w:szCs w:val="18"/>
               </w:rPr>
-              <w:t xml:space="preserve">文言の更新を利用者に届け、どの版で作ったかを後で示せる（R-5-3-1「誰が書き、誰が確かめ、どの版かが分かる」、R-5-3-2「更新を利用者に届けられる（参照情報の配布。1-3）」）</w:t>
+              <w:t xml:space="preserve">文言の更新を利用者に届け、どの版で作ったかを後で示せる（R-5-3-1、R-5-3-2）</w:t>
             </w:r>
           </w:p>
         </w:tc>
@@ -4412,6 +3224,24 @@
     <w:p>
       <w:pPr>
         <w:pStyle w:val="ListParagraph"/>
+        <w:keepNext/>
+        <w:keepLines/>
+        <w:numPr>
+          <w:ilvl w:val="0"/>
+          <w:numId w:val="2"/>
+        </w:numPr>
+        <w:spacing w:after="20" w:before="20" w:line="300"/>
+      </w:pPr>
+      <w:r>
+        <w:rPr>
+          <w:rFonts w:ascii="Yu Gothic" w:eastAsia="Yu Gothic" w:hAnsi="Yu Gothic"/>
+        </w:rPr>
+        <w:t xml:space="preserve">SNS 用の画像の既定の許可範囲は「P1 相当：閲覧のみ、転載禁止」とする（第3章 8.2「系統の差」）。</w:t>
+      </w:r>
+    </w:p>
+    <w:p>
+      <w:pPr>
+        <w:pStyle w:val="ListParagraph"/>
         <w:keepNext w:val="false"/>
         <w:keepLines/>
         <w:numPr>
@@ -4424,7 +3254,55 @@
         <w:rPr>
           <w:rFonts w:ascii="Yu Gothic" w:eastAsia="Yu Gothic" w:hAnsi="Yu Gothic"/>
         </w:rPr>
-        <w:t xml:space="preserve">SNS 用の画像の既定の許可範囲は「P1 相当：閲覧のみ、転載禁止」とする（第3章 8.2「系統の差」）。</w:t>
+        <w:t xml:space="preserve">短い表記（可視署名の差し込み </w:t>
+      </w:r>
+      <w:r>
+        <w:rPr>
+          <w:rFonts w:ascii="Consolas" w:eastAsia="Yu Gothic" w:hAnsi="Consolas"/>
+        </w:rPr>
+        <w:t xml:space="preserve">{license}</w:t>
+      </w:r>
+      <w:r>
+        <w:rPr>
+          <w:rFonts w:ascii="Yu Gothic" w:eastAsia="Yu Gothic" w:hAnsi="Yu Gothic"/>
+        </w:rPr>
+        <w:t xml:space="preserve">。第4章 3.1「中身と差し込み」）：基本の範囲と追加の許可の ID を </w:t>
+      </w:r>
+      <w:r>
+        <w:rPr>
+          <w:rFonts w:ascii="Consolas" w:eastAsia="Yu Gothic" w:hAnsi="Consolas"/>
+        </w:rPr>
+        <w:t xml:space="preserve">+</w:t>
+      </w:r>
+      <w:r>
+        <w:rPr>
+          <w:rFonts w:ascii="Yu Gothic" w:eastAsia="Yu Gothic" w:hAnsi="Yu Gothic"/>
+        </w:rPr>
+        <w:t xml:space="preserve"> でつなぐ（例：</w:t>
+      </w:r>
+      <w:r>
+        <w:rPr>
+          <w:rFonts w:ascii="Consolas" w:eastAsia="Yu Gothic" w:hAnsi="Consolas"/>
+        </w:rPr>
+        <w:t xml:space="preserve">P1</w:t>
+      </w:r>
+      <w:r>
+        <w:rPr>
+          <w:rFonts w:ascii="Yu Gothic" w:eastAsia="Yu Gothic" w:hAnsi="Yu Gothic"/>
+        </w:rPr>
+        <w:t xml:space="preserve">、</w:t>
+      </w:r>
+      <w:r>
+        <w:rPr>
+          <w:rFonts w:ascii="Consolas" w:eastAsia="Yu Gothic" w:hAnsi="Consolas"/>
+        </w:rPr>
+        <w:t xml:space="preserve">P2+A1+A2</w:t>
+      </w:r>
+      <w:r>
+        <w:rPr>
+          <w:rFonts w:ascii="Yu Gothic" w:eastAsia="Yu Gothic" w:hAnsi="Yu Gothic"/>
+        </w:rPr>
+        <w:t xml:space="preserve">。Creative Commons の略号（CC BY-NC）と同じ考え）。</w:t>
       </w:r>
     </w:p>
     <w:p>
@@ -4506,6 +3384,24 @@
     <w:p>
       <w:pPr>
         <w:pStyle w:val="ListParagraph"/>
+        <w:keepNext/>
+        <w:keepLines/>
+        <w:numPr>
+          <w:ilvl w:val="0"/>
+          <w:numId w:val="2"/>
+        </w:numPr>
+        <w:spacing w:after="20" w:before="20" w:line="300"/>
+      </w:pPr>
+      <w:r>
+        <w:rPr>
+          <w:rFonts w:ascii="Yu Gothic" w:eastAsia="Yu Gothic" w:hAnsi="Yu Gothic"/>
+        </w:rPr>
+        <w:t xml:space="preserve">登録（第6章「登録と証拠保全」）の際、転載画像の不可視透かしから読み出した識別番号で作品データを引き、選んでいた許可範囲と照らして「何に抵触しているか」を示す（D-9-2「販売時に選んだ許可範囲を、転載が何に抵触しているかを判断する基準とする」）。</w:t>
+      </w:r>
+    </w:p>
+    <w:p>
+      <w:pPr>
+        <w:pStyle w:val="ListParagraph"/>
         <w:keepNext w:val="false"/>
         <w:keepLines/>
         <w:numPr>
@@ -4518,7 +3414,7 @@
         <w:rPr>
           <w:rFonts w:ascii="Yu Gothic" w:eastAsia="Yu Gothic" w:hAnsi="Yu Gothic"/>
         </w:rPr>
-        <w:t xml:space="preserve">登録（第6章「登録と証拠保全」）の際、転載画像の不可視透かしから読み出した識別番号で作品データを引き、選んでいた許可範囲と照らして「何に抵触しているか」を示す（D-9-2「販売時に選んだ許可範囲を、転載が何に抵触しているかを判断する基準とする」）。</w:t>
+        <w:t xml:space="preserve">候補の規則（第6章 4.2「何に抵触しているか」が示す候補）：転載の態様（有償の配布、公開されていること。第6章 2.3）と許可範囲から、「許可範囲外の公開（転載）」「商用の利用（別途の許諾なし）」を示す。「照合データの除去」は、C2PA を残す経路（第3章 10.3「投稿先・Cloud での残存」で残ると確かめた投稿先・Cloud）で C2PA署名が無い場合、または転載画像が受け渡し用の出力から C2PA署名だけを除いたもの（形式の変換・再圧縮を伴わず、画素が同じ）である場合に限って示す。SNS の多くは投稿の時に C2PA を消すため、SNS で C2PA署名が無いことは除去の手がかりにならない（日本法でも技術的な制約による除去は除かれる。法務調査 L-1「権利管理情報の除去・改変（日）」）。</w:t>
       </w:r>
     </w:p>
     <w:p>
@@ -4571,6 +3467,24 @@
     <w:p>
       <w:pPr>
         <w:pStyle w:val="ListParagraph"/>
+        <w:keepNext/>
+        <w:keepLines/>
+        <w:numPr>
+          <w:ilvl w:val="0"/>
+          <w:numId w:val="2"/>
+        </w:numPr>
+        <w:spacing w:after="20" w:before="20" w:line="300"/>
+      </w:pPr>
+      <w:r>
+        <w:rPr>
+          <w:rFonts w:ascii="Yu Gothic" w:eastAsia="Yu Gothic" w:hAnsi="Yu Gothic"/>
+        </w:rPr>
+        <w:t xml:space="preserve">範囲を狭めることはしない（購入者が既に得た許諾を一方的に取り消すことになるため）。</w:t>
+      </w:r>
+    </w:p>
+    <w:p>
+      <w:pPr>
+        <w:pStyle w:val="ListParagraph"/>
         <w:keepNext w:val="false"/>
         <w:keepLines/>
         <w:numPr>
@@ -4583,7 +3497,31 @@
         <w:rPr>
           <w:rFonts w:ascii="Yu Gothic" w:eastAsia="Yu Gothic" w:hAnsi="Yu Gothic"/>
         </w:rPr>
-        <w:t xml:space="preserve">範囲を狭めることはしない（購入者が既に得た許諾を一方的に取り消すことになるため）。</w:t>
+        <w:t xml:space="preserve">参照情報に「訂正」の印（誤った窓口・文言の訂正。第8章 3.4 の目録の </w:t>
+      </w:r>
+      <w:r>
+        <w:rPr>
+          <w:rFonts w:ascii="Consolas" w:eastAsia="Yu Gothic" w:hAnsi="Consolas"/>
+        </w:rPr>
+        <w:t xml:space="preserve">corrections</w:t>
+      </w:r>
+      <w:r>
+        <w:rPr>
+          <w:rFonts w:ascii="Yu Gothic" w:eastAsia="Yu Gothic" w:hAnsi="Yu Gothic"/>
+        </w:rPr>
+        <w:t xml:space="preserve">：訂正したファイル、誤りを含む最初の版、理由）の付いた版が出た時、アプリは影響を受ける過去の作品（誤りを含む版から訂正の前の版までで書き出し、その文言のファイルを使ったもの）を自動で列挙し、訂正版の同封文書（</w:t>
+      </w:r>
+      <w:r>
+        <w:rPr>
+          <w:rFonts w:ascii="Consolas" w:eastAsia="Yu Gothic" w:hAnsi="Consolas"/>
+        </w:rPr>
+        <w:t xml:space="preserve">00_RIGHTS_ERRATA.txt</w:t>
+      </w:r>
+      <w:r>
+        <w:rPr>
+          <w:rFonts w:ascii="Yu Gothic" w:eastAsia="Yu Gothic" w:hAnsi="Yu Gothic"/>
+        </w:rPr>
+        <w:t xml:space="preserve">。元の文書と訂正の差分、元のハッシュと訂正版のハッシュ）を出力フォルダーに生成する。利用者は購入者への置き場に置き直すだけでよい。許可範囲は変えない（2026-09-30 NRSD の要求）。出力フォルダーが無ければ利用者に場所を選ばせ（既定は元の場所の親）、作品データの出力の場所に新しい場所を追記する（第3章 7.2）。</w:t>
       </w:r>
     </w:p>
     <w:p>
@@ -5087,6 +4025,36 @@
     <w:p>
       <w:pPr>
         <w:pStyle w:val="ListParagraph"/>
+        <w:keepNext/>
+        <w:keepLines/>
+        <w:numPr>
+          <w:ilvl w:val="0"/>
+          <w:numId w:val="2"/>
+        </w:numPr>
+        <w:spacing w:after="20" w:before="20" w:line="300"/>
+      </w:pPr>
+      <w:r>
+        <w:rPr>
+          <w:rFonts w:ascii="Yu Gothic" w:eastAsia="Yu Gothic" w:hAnsi="Yu Gothic"/>
+        </w:rPr>
+        <w:t xml:space="preserve">フォルダーの最上位に置き、画像より先に並ぶよう名前の先頭を </w:t>
+      </w:r>
+      <w:r>
+        <w:rPr>
+          <w:rFonts w:ascii="Consolas" w:eastAsia="Yu Gothic" w:hAnsi="Consolas"/>
+        </w:rPr>
+        <w:t xml:space="preserve">00_</w:t>
+      </w:r>
+      <w:r>
+        <w:rPr>
+          <w:rFonts w:ascii="Yu Gothic" w:eastAsia="Yu Gothic" w:hAnsi="Yu Gothic"/>
+        </w:rPr>
+        <w:t xml:space="preserve"> にする。</w:t>
+      </w:r>
+    </w:p>
+    <w:p>
+      <w:pPr>
+        <w:pStyle w:val="ListParagraph"/>
         <w:keepNext w:val="false"/>
         <w:keepLines/>
         <w:numPr>
@@ -5099,19 +4067,31 @@
         <w:rPr>
           <w:rFonts w:ascii="Yu Gothic" w:eastAsia="Yu Gothic" w:hAnsi="Yu Gothic"/>
         </w:rPr>
-        <w:t xml:space="preserve">フォルダーの最上位に置き、画像より先に並ぶよう名前の先頭を </w:t>
+        <w:t xml:space="preserve">3つのファイルは Creative Commons のライセンスの3層（法的な文、人が読む Deed、機械が読む ccREL）と同じ役目を持つ：国別部が法的な文、</w:t>
       </w:r>
       <w:r>
         <w:rPr>
           <w:rFonts w:ascii="Consolas" w:eastAsia="Yu Gothic" w:hAnsi="Consolas"/>
         </w:rPr>
-        <w:t xml:space="preserve">00_</w:t>
-      </w:r>
-      <w:r>
-        <w:rPr>
-          <w:rFonts w:ascii="Yu Gothic" w:eastAsia="Yu Gothic" w:hAnsi="Yu Gothic"/>
-        </w:rPr>
-        <w:t xml:space="preserve"> にする。</w:t>
+        <w:t xml:space="preserve">00_RIGHTS_README.txt</w:t>
+      </w:r>
+      <w:r>
+        <w:rPr>
+          <w:rFonts w:ascii="Yu Gothic" w:eastAsia="Yu Gothic" w:hAnsi="Yu Gothic"/>
+        </w:rPr>
+        <w:t xml:space="preserve"> が人が読む要約、</w:t>
+      </w:r>
+      <w:r>
+        <w:rPr>
+          <w:rFonts w:ascii="Consolas" w:eastAsia="Yu Gothic" w:hAnsi="Consolas"/>
+        </w:rPr>
+        <w:t xml:space="preserve">00_RIGHTS.json</w:t>
+      </w:r>
+      <w:r>
+        <w:rPr>
+          <w:rFonts w:ascii="Yu Gothic" w:eastAsia="Yu Gothic" w:hAnsi="Yu Gothic"/>
+        </w:rPr>
+        <w:t xml:space="preserve">（ODRL）が機械が読む形。公開ページの「確かめる」頁は ODRL を CC の Deed と同じ形（できる・条件・できない の3列と印）で人の言葉に開いて示す（第8章 3.3）（2026-10-01 NRSD の要求）。</w:t>
       </w:r>
     </w:p>
     <w:p>
@@ -7244,6 +6224,42 @@
     <w:p>
       <w:pPr>
         <w:pStyle w:val="ListParagraph"/>
+        <w:keepNext/>
+        <w:keepLines/>
+        <w:numPr>
+          <w:ilvl w:val="0"/>
+          <w:numId w:val="2"/>
+        </w:numPr>
+        <w:spacing w:after="20" w:before="20" w:line="300"/>
+      </w:pPr>
+      <w:r>
+        <w:rPr>
+          <w:rFonts w:ascii="Yu Gothic" w:eastAsia="Yu Gothic" w:hAnsi="Yu Gothic"/>
+        </w:rPr>
+        <w:t xml:space="preserve">DD-5-4「同封文書の SHA-256 をマニフェストに記録する」。アプリの「確かめる」画面（第10章 G-13「確かめる」）に画像と同封文書のフォルダーを入れると（フォルダーだけを入れた時はその中の画像を使い、画像が1枚も無ければ「画像がありません」と示す）、各ファイルの SHA-256 をマニフェストの一覧と比べ、一致・不一致・一覧にないファイル・足りないファイルを示す。画像そのものの確かめは第3章 10.2「利用者による確認」による。</w:t>
+      </w:r>
+    </w:p>
+    <w:p>
+      <w:pPr>
+        <w:pStyle w:val="ListParagraph"/>
+        <w:keepNext/>
+        <w:keepLines/>
+        <w:numPr>
+          <w:ilvl w:val="0"/>
+          <w:numId w:val="2"/>
+        </w:numPr>
+        <w:spacing w:after="20" w:before="20" w:line="300"/>
+      </w:pPr>
+      <w:r>
+        <w:rPr>
+          <w:rFonts w:ascii="Yu Gothic" w:eastAsia="Yu Gothic" w:hAnsi="Yu Gothic"/>
+        </w:rPr>
+        <w:t xml:space="preserve">公開ページの「確かめる」頁（第8章 3.3）でも、画像と同封文書のフォルダーを落とすと同じ照合（一致・不一致・無い・余分）を行える。ブラウザの中だけで動き、どこへも送らない。購入者・専門家がアプリ無しで確かめられる（2026-10-01 NRSD の要求）。</w:t>
+      </w:r>
+    </w:p>
+    <w:p>
+      <w:pPr>
+        <w:pStyle w:val="ListParagraph"/>
         <w:keepNext w:val="false"/>
         <w:keepLines/>
         <w:numPr>
@@ -7256,7 +6272,67 @@
         <w:rPr>
           <w:rFonts w:ascii="Yu Gothic" w:eastAsia="Yu Gothic" w:hAnsi="Yu Gothic"/>
         </w:rPr>
-        <w:t xml:space="preserve">DD-5-4「同封文書の SHA-256 をマニフェストに記録する」。アプリの「確かめる」画面（第10章 G-13「確かめる」）に画像と同封文書のフォルダーを入れると、各ファイルの SHA-256 をマニフェストの一覧と比べ、一致・不一致・一覧にないファイル・足りないファイルを示す。画像そのものの確かめは第3章 10.2「利用者による確認」による。</w:t>
+        <w:t xml:space="preserve">訂正版（2.4）の見分け：</w:t>
+      </w:r>
+      <w:r>
+        <w:rPr>
+          <w:rFonts w:ascii="Consolas" w:eastAsia="Yu Gothic" w:hAnsi="Consolas"/>
+        </w:rPr>
+        <w:t xml:space="preserve">00_RIGHTS_ERRATA.txt</w:t>
+      </w:r>
+      <w:r>
+        <w:rPr>
+          <w:rFonts w:ascii="Yu Gothic" w:eastAsia="Yu Gothic" w:hAnsi="Yu Gothic"/>
+        </w:rPr>
+        <w:t xml:space="preserve"> の先頭に、訂正の対象の元の各ファイルの SHA-256 と訂正版の SHA-256 を書き、記録の電子署名（JWS detached、</w:t>
+      </w:r>
+      <w:r>
+        <w:rPr>
+          <w:rFonts w:ascii="Consolas" w:eastAsia="Yu Gothic" w:hAnsi="Consolas"/>
+        </w:rPr>
+        <w:t xml:space="preserve">x5c</w:t>
+      </w:r>
+      <w:r>
+        <w:rPr>
+          <w:rFonts w:ascii="Yu Gothic" w:eastAsia="Yu Gothic" w:hAnsi="Yu Gothic"/>
+        </w:rPr>
+        <w:t xml:space="preserve">。第1章 8.3）を </w:t>
+      </w:r>
+      <w:r>
+        <w:rPr>
+          <w:rFonts w:ascii="Consolas" w:eastAsia="Yu Gothic" w:hAnsi="Consolas"/>
+        </w:rPr>
+        <w:t xml:space="preserve">00_RIGHTS_ERRATA.txt.sig</w:t>
+      </w:r>
+      <w:r>
+        <w:rPr>
+          <w:rFonts w:ascii="Yu Gothic" w:eastAsia="Yu Gothic" w:hAnsi="Yu Gothic"/>
+        </w:rPr>
+        <w:t xml:space="preserve"> に添える。G-13 と公開ページの確かめは、マニフェストの一覧に無い </w:t>
+      </w:r>
+      <w:r>
+        <w:rPr>
+          <w:rFonts w:ascii="Consolas" w:eastAsia="Yu Gothic" w:hAnsi="Consolas"/>
+        </w:rPr>
+        <w:t xml:space="preserve">00_RIGHTS_ERRATA*</w:t>
+      </w:r>
+      <w:r>
+        <w:rPr>
+          <w:rFonts w:ascii="Yu Gothic" w:eastAsia="Yu Gothic" w:hAnsi="Yu Gothic"/>
+        </w:rPr>
+        <w:t xml:space="preserve"> について、署名の連なりの個人のルートが画像の </w:t>
+      </w:r>
+      <w:r>
+        <w:rPr>
+          <w:rFonts w:ascii="Consolas" w:eastAsia="Yu Gothic" w:hAnsi="Consolas"/>
+        </w:rPr>
+        <w:t xml:space="preserve">x5chain</w:t>
+      </w:r>
+      <w:r>
+        <w:rPr>
+          <w:rFonts w:ascii="Yu Gothic" w:eastAsia="Yu Gothic" w:hAnsi="Yu Gothic"/>
+        </w:rPr>
+        <w:t xml:space="preserve"> のルートと一致し、書かれた元のハッシュが一覧と合えば「正当な訂正版」と示す（発行者の後からの署名文で補う。CRL と同じ考え）。</w:t>
       </w:r>
     </w:p>
     <w:p>
@@ -8134,7 +7210,79 @@
         <w:rPr>
           <w:rFonts w:ascii="Yu Gothic" w:eastAsia="Yu Gothic" w:hAnsi="Yu Gothic"/>
         </w:rPr>
-        <w:t xml:space="preserve">本システムの拡張の操作の名前空間は NRSD のドメインの URI とし、公開ページに操作の定義を載せる。</w:t>
+        <w:t xml:space="preserve">本システムの拡張の操作の名前空間は </w:t>
+      </w:r>
+      <w:r>
+        <w:rPr>
+          <w:rFonts w:ascii="Consolas" w:eastAsia="Yu Gothic" w:hAnsi="Consolas"/>
+        </w:rPr>
+        <w:t xml:space="preserve">https://c2pa4cosplayer.nrsd.jp/ns/odrl/</w:t>
+      </w:r>
+      <w:r>
+        <w:rPr>
+          <w:rFonts w:ascii="Yu Gothic" w:eastAsia="Yu Gothic" w:hAnsi="Yu Gothic"/>
+        </w:rPr>
+        <w:t xml:space="preserve">（接頭辞 </w:t>
+      </w:r>
+      <w:r>
+        <w:rPr>
+          <w:rFonts w:ascii="Consolas" w:eastAsia="Yu Gothic" w:hAnsi="Consolas"/>
+        </w:rPr>
+        <w:t xml:space="preserve">nrsd:</w:t>
+      </w:r>
+      <w:r>
+        <w:rPr>
+          <w:rFonts w:ascii="Yu Gothic" w:eastAsia="Yu Gothic" w:hAnsi="Yu Gothic"/>
+        </w:rPr>
+        <w:t xml:space="preserve">）とし、公開ページに操作の定義を載せる。識別子は登録のない </w:t>
+      </w:r>
+      <w:r>
+        <w:rPr>
+          <w:rFonts w:ascii="Consolas" w:eastAsia="Yu Gothic" w:hAnsi="Consolas"/>
+        </w:rPr>
+        <w:t xml:space="preserve">urn:nrsd:</w:t>
+      </w:r>
+      <w:r>
+        <w:rPr>
+          <w:rFonts w:ascii="Yu Gothic" w:eastAsia="Yu Gothic" w:hAnsi="Yu Gothic"/>
+        </w:rPr>
+        <w:t xml:space="preserve"> ではなく HTTPS の URI で書く（W3C の「Cool URIs」・ODRL の例の慣行）：方針は </w:t>
+      </w:r>
+      <w:r>
+        <w:rPr>
+          <w:rFonts w:ascii="Consolas" w:eastAsia="Yu Gothic" w:hAnsi="Consolas"/>
+        </w:rPr>
+        <w:t xml:space="preserve">https://c2pa4cosplayer.nrsd.jp/id/policy/&lt;一括処理の番号&gt;</w:t>
+      </w:r>
+      <w:r>
+        <w:rPr>
+          <w:rFonts w:ascii="Yu Gothic" w:eastAsia="Yu Gothic" w:hAnsi="Yu Gothic"/>
+        </w:rPr>
+        <w:t xml:space="preserve">、権利者は </w:t>
+      </w:r>
+      <w:r>
+        <w:rPr>
+          <w:rFonts w:ascii="Consolas" w:eastAsia="Yu Gothic" w:hAnsi="Consolas"/>
+        </w:rPr>
+        <w:t xml:space="preserve">.../id/notice/&lt;告知コード&gt;</w:t>
+      </w:r>
+      <w:r>
+        <w:rPr>
+          <w:rFonts w:ascii="Yu Gothic" w:eastAsia="Yu Gothic" w:hAnsi="Yu Gothic"/>
+        </w:rPr>
+        <w:t xml:space="preserve">、対象は </w:t>
+      </w:r>
+      <w:r>
+        <w:rPr>
+          <w:rFonts w:ascii="Consolas" w:eastAsia="Yu Gothic" w:hAnsi="Consolas"/>
+        </w:rPr>
+        <w:t xml:space="preserve">.../id/work/&lt;識別番号&gt;</w:t>
+      </w:r>
+      <w:r>
+        <w:rPr>
+          <w:rFonts w:ascii="Yu Gothic" w:eastAsia="Yu Gothic" w:hAnsi="Yu Gothic"/>
+        </w:rPr>
+        <w:t xml:space="preserve">。</w:t>
       </w:r>
     </w:p>
     <w:p>
@@ -8152,7 +7300,43 @@
         <w:rPr>
           <w:rFonts w:ascii="Yu Gothic" w:eastAsia="Yu Gothic" w:hAnsi="Yu Gothic"/>
         </w:rPr>
-        <w:t xml:space="preserve">対象（Asset）は識別番号の一覧、申し出る者（assigner）は権利者のハンドルネームと告知コードとする。</w:t>
+        <w:t xml:space="preserve">対象（Asset）は識別番号の一覧、申し出る者（assigner）は署名者（権利者）のハンドルネームと告知コードの1人とする。承認を受けた者の出力の主たる権利者と、共同の権利の書面がある出力の共同の権利者は、本システムの拡張の項目 </w:t>
+      </w:r>
+      <w:r>
+        <w:rPr>
+          <w:rFonts w:ascii="Consolas" w:eastAsia="Yu Gothic" w:hAnsi="Consolas"/>
+        </w:rPr>
+        <w:t xml:space="preserve">nrsd:grantor</w:t>
+      </w:r>
+      <w:r>
+        <w:rPr>
+          <w:rFonts w:ascii="Yu Gothic" w:eastAsia="Yu Gothic" w:hAnsi="Yu Gothic"/>
+        </w:rPr>
+        <w:t xml:space="preserve">・</w:t>
+      </w:r>
+      <w:r>
+        <w:rPr>
+          <w:rFonts w:ascii="Consolas" w:eastAsia="Yu Gothic" w:hAnsi="Consolas"/>
+        </w:rPr>
+        <w:t xml:space="preserve">nrsd:coRightsHolder</w:t>
+      </w:r>
+      <w:r>
+        <w:rPr>
+          <w:rFonts w:ascii="Yu Gothic" w:eastAsia="Yu Gothic" w:hAnsi="Yu Gothic"/>
+        </w:rPr>
+        <w:t xml:space="preserve">（ODRL の Party。ハンドルネームと告知コード）で表す。</w:t>
+      </w:r>
+      <w:r>
+        <w:rPr>
+          <w:rFonts w:ascii="Consolas" w:eastAsia="Yu Gothic" w:hAnsi="Consolas"/>
+        </w:rPr>
+        <w:t xml:space="preserve">00_RIGHTS_README.txt</w:t>
+      </w:r>
+      <w:r>
+        <w:rPr>
+          <w:rFonts w:ascii="Yu Gothic" w:eastAsia="Yu Gothic" w:hAnsi="Yu Gothic"/>
+        </w:rPr>
+        <w:t xml:space="preserve"> の「権利者」の行（3.2 の1）にも同じ人を並べる。</w:t>
       </w:r>
     </w:p>
     <w:p>
@@ -8238,7 +7422,7 @@
           <w:sz w:val="16"/>
           <w:szCs w:val="16"/>
         </w:rPr>
-        <w:t xml:space="preserve">  "uid": "urn:nrsd:policy:{一括処理の番号}",</w:t>
+        <w:t xml:space="preserve">  "uid": "https://c2pa4cosplayer.nrsd.jp/id/policy/{一括処理の番号}",</w:t>
       </w:r>
     </w:p>
     <w:p>
@@ -8255,7 +7439,7 @@
           <w:sz w:val="16"/>
           <w:szCs w:val="16"/>
         </w:rPr>
-        <w:t xml:space="preserve">  "assigner": {"uid": "urn:nrsd:notice:{告知コード}", "name": "{ハンドルネーム}"},</w:t>
+        <w:t xml:space="preserve">  "assigner": {"uid": "https://c2pa4cosplayer.nrsd.jp/id/notice/{告知コード}", "name": "{ハンドルネーム}"},</w:t>
       </w:r>
     </w:p>
     <w:p>
@@ -8272,7 +7456,7 @@
           <w:sz w:val="16"/>
           <w:szCs w:val="16"/>
         </w:rPr>
-        <w:t xml:space="preserve">  "target": ["urn:nrsd:id:{識別番号}", "..."],</w:t>
+        <w:t xml:space="preserve">  "target": ["https://c2pa4cosplayer.nrsd.jp/id/work/{識別番号}", "..."],</w:t>
       </w:r>
     </w:p>
     <w:p>
@@ -9432,7 +8616,187 @@
                 <w:sz w:val="18"/>
                 <w:szCs w:val="18"/>
               </w:rPr>
-              <w:t xml:space="preserve">参照情報の包みの版（1から始まる整数。第8章 3.4「参照情報の包み」）と、文言ごとの版（別の項目）を持つ</w:t>
+              <w:t xml:space="preserve">参照情報の包みの版（1から始まる整数。第8章 3.4「参照情報の包み」）と、文言ごとの版を持つ。文言は </w:t>
+            </w:r>
+            <w:r>
+              <w:rPr>
+                <w:rFonts w:ascii="Consolas" w:eastAsia="Yu Gothic" w:hAnsi="Consolas"/>
+                <w:b w:val="false"/>
+                <w:bCs w:val="false"/>
+                <w:sz w:val="18"/>
+                <w:szCs w:val="18"/>
+              </w:rPr>
+              <w:t xml:space="preserve">texts/common.&lt;言語&gt;.md</w:t>
+            </w:r>
+            <w:r>
+              <w:rPr>
+                <w:rFonts w:ascii="Yu Gothic" w:eastAsia="Yu Gothic" w:hAnsi="Yu Gothic"/>
+                <w:b w:val="false"/>
+                <w:bCs w:val="false"/>
+                <w:sz w:val="18"/>
+                <w:szCs w:val="18"/>
+              </w:rPr>
+              <w:t xml:space="preserve">、</w:t>
+            </w:r>
+            <w:r>
+              <w:rPr>
+                <w:rFonts w:ascii="Consolas" w:eastAsia="Yu Gothic" w:hAnsi="Consolas"/>
+                <w:b w:val="false"/>
+                <w:bCs w:val="false"/>
+                <w:sz w:val="18"/>
+                <w:szCs w:val="18"/>
+              </w:rPr>
+              <w:t xml:space="preserve">texts/country.&lt;国の符号&gt;.&lt;言語&gt;.md</w:t>
+            </w:r>
+            <w:r>
+              <w:rPr>
+                <w:rFonts w:ascii="Yu Gothic" w:eastAsia="Yu Gothic" w:hAnsi="Yu Gothic"/>
+                <w:b w:val="false"/>
+                <w:bCs w:val="false"/>
+                <w:sz w:val="18"/>
+                <w:szCs w:val="18"/>
+              </w:rPr>
+              <w:t xml:space="preserve"> で、前書き（YAML）に </w:t>
+            </w:r>
+            <w:r>
+              <w:rPr>
+                <w:rFonts w:ascii="Consolas" w:eastAsia="Yu Gothic" w:hAnsi="Consolas"/>
+                <w:b w:val="false"/>
+                <w:bCs w:val="false"/>
+                <w:sz w:val="18"/>
+                <w:szCs w:val="18"/>
+              </w:rPr>
+              <w:t xml:space="preserve">version</w:t>
+            </w:r>
+            <w:r>
+              <w:rPr>
+                <w:rFonts w:ascii="Yu Gothic" w:eastAsia="Yu Gothic" w:hAnsi="Yu Gothic"/>
+                <w:b w:val="false"/>
+                <w:bCs w:val="false"/>
+                <w:sz w:val="18"/>
+                <w:szCs w:val="18"/>
+              </w:rPr>
+              <w:t xml:space="preserve">、</w:t>
+            </w:r>
+            <w:r>
+              <w:rPr>
+                <w:rFonts w:ascii="Consolas" w:eastAsia="Yu Gothic" w:hAnsi="Consolas"/>
+                <w:b w:val="false"/>
+                <w:bCs w:val="false"/>
+                <w:sz w:val="18"/>
+                <w:szCs w:val="18"/>
+              </w:rPr>
+              <w:t xml:space="preserve">reviewed_by</w:t>
+            </w:r>
+            <w:r>
+              <w:rPr>
+                <w:rFonts w:ascii="Yu Gothic" w:eastAsia="Yu Gothic" w:hAnsi="Yu Gothic"/>
+                <w:b w:val="false"/>
+                <w:bCs w:val="false"/>
+                <w:sz w:val="18"/>
+                <w:szCs w:val="18"/>
+              </w:rPr>
+              <w:t xml:space="preserve">、</w:t>
+            </w:r>
+            <w:r>
+              <w:rPr>
+                <w:rFonts w:ascii="Consolas" w:eastAsia="Yu Gothic" w:hAnsi="Consolas"/>
+                <w:b w:val="false"/>
+                <w:bCs w:val="false"/>
+                <w:sz w:val="18"/>
+                <w:szCs w:val="18"/>
+              </w:rPr>
+              <w:t xml:space="preserve">reviewed_at</w:t>
+            </w:r>
+            <w:r>
+              <w:rPr>
+                <w:rFonts w:ascii="Yu Gothic" w:eastAsia="Yu Gothic" w:hAnsi="Yu Gothic"/>
+                <w:b w:val="false"/>
+                <w:bCs w:val="false"/>
+                <w:sz w:val="18"/>
+                <w:szCs w:val="18"/>
+              </w:rPr>
+              <w:t xml:space="preserve">（専門家の確認。R-5-3-1）を持ち、本文の差し込みは </w:t>
+            </w:r>
+            <w:r>
+              <w:rPr>
+                <w:rFonts w:ascii="Consolas" w:eastAsia="Yu Gothic" w:hAnsi="Consolas"/>
+                <w:b w:val="false"/>
+                <w:bCs w:val="false"/>
+                <w:sz w:val="18"/>
+                <w:szCs w:val="18"/>
+              </w:rPr>
+              <w:t xml:space="preserve">{handle}</w:t>
+            </w:r>
+            <w:r>
+              <w:rPr>
+                <w:rFonts w:ascii="Yu Gothic" w:eastAsia="Yu Gothic" w:hAnsi="Yu Gothic"/>
+                <w:b w:val="false"/>
+                <w:bCs w:val="false"/>
+                <w:sz w:val="18"/>
+                <w:szCs w:val="18"/>
+              </w:rPr>
+              <w:t xml:space="preserve">・</w:t>
+            </w:r>
+            <w:r>
+              <w:rPr>
+                <w:rFonts w:ascii="Consolas" w:eastAsia="Yu Gothic" w:hAnsi="Consolas"/>
+                <w:b w:val="false"/>
+                <w:bCs w:val="false"/>
+                <w:sz w:val="18"/>
+                <w:szCs w:val="18"/>
+              </w:rPr>
+              <w:t xml:space="preserve">{account}</w:t>
+            </w:r>
+            <w:r>
+              <w:rPr>
+                <w:rFonts w:ascii="Yu Gothic" w:eastAsia="Yu Gothic" w:hAnsi="Yu Gothic"/>
+                <w:b w:val="false"/>
+                <w:bCs w:val="false"/>
+                <w:sz w:val="18"/>
+                <w:szCs w:val="18"/>
+              </w:rPr>
+              <w:t xml:space="preserve">・</w:t>
+            </w:r>
+            <w:r>
+              <w:rPr>
+                <w:rFonts w:ascii="Consolas" w:eastAsia="Yu Gothic" w:hAnsi="Consolas"/>
+                <w:b w:val="false"/>
+                <w:bCs w:val="false"/>
+                <w:sz w:val="18"/>
+                <w:szCs w:val="18"/>
+              </w:rPr>
+              <w:t xml:space="preserve">{scope}</w:t>
+            </w:r>
+            <w:r>
+              <w:rPr>
+                <w:rFonts w:ascii="Yu Gothic" w:eastAsia="Yu Gothic" w:hAnsi="Yu Gothic"/>
+                <w:b w:val="false"/>
+                <w:bCs w:val="false"/>
+                <w:sz w:val="18"/>
+                <w:szCs w:val="18"/>
+              </w:rPr>
+              <w:t xml:space="preserve">・</w:t>
+            </w:r>
+            <w:r>
+              <w:rPr>
+                <w:rFonts w:ascii="Consolas" w:eastAsia="Yu Gothic" w:hAnsi="Consolas"/>
+                <w:b w:val="false"/>
+                <w:bCs w:val="false"/>
+                <w:sz w:val="18"/>
+                <w:szCs w:val="18"/>
+              </w:rPr>
+              <w:t xml:space="preserve">{url}</w:t>
+            </w:r>
+            <w:r>
+              <w:rPr>
+                <w:rFonts w:ascii="Yu Gothic" w:eastAsia="Yu Gothic" w:hAnsi="Yu Gothic"/>
+                <w:b w:val="false"/>
+                <w:bCs w:val="false"/>
+                <w:sz w:val="18"/>
+                <w:szCs w:val="18"/>
+              </w:rPr>
+              <w:t xml:space="preserve">（第4章 3.1 の規則と同じ）</w:t>
             </w:r>
           </w:p>
         </w:tc>
@@ -9534,6 +8898,80 @@
           </w:tcPr>
           <w:p>
             <w:pPr>
+              <w:keepNext/>
+              <w:keepLines/>
+              <w:spacing w:after="0" w:before="0" w:line="280"/>
+            </w:pPr>
+            <w:r>
+              <w:rPr>
+                <w:rFonts w:ascii="Yu Gothic" w:eastAsia="Yu Gothic" w:hAnsi="Yu Gothic"/>
+                <w:b w:val="false"/>
+                <w:bCs w:val="false"/>
+                <w:sz w:val="18"/>
+                <w:szCs w:val="18"/>
+              </w:rPr>
+              <w:t xml:space="preserve">法改正への追従</w:t>
+            </w:r>
+          </w:p>
+        </w:tc>
+        <w:tc>
+          <w:tcPr>
+            <w:tcW w:type="dxa" w:w="8608"/>
+            <w:tcBorders>
+              <w:top w:val="single" w:color="A6B8D0" w:sz="4"/>
+              <w:left w:val="single" w:color="A6B8D0" w:sz="4"/>
+              <w:bottom w:val="single" w:color="A6B8D0" w:sz="4"/>
+              <w:right w:val="single" w:color="A6B8D0" w:sz="4"/>
+            </w:tcBorders>
+            <w:tcMar>
+              <w:top w:type="dxa" w:w="50"/>
+              <w:left w:type="dxa" w:w="90"/>
+              <w:bottom w:type="dxa" w:w="50"/>
+              <w:right w:type="dxa" w:w="90"/>
+            </w:tcMar>
+          </w:tcPr>
+          <w:p>
+            <w:pPr>
+              <w:keepNext/>
+              <w:keepLines/>
+              <w:spacing w:after="0" w:before="0" w:line="280"/>
+            </w:pPr>
+            <w:r>
+              <w:rPr>
+                <w:rFonts w:ascii="Yu Gothic" w:eastAsia="Yu Gothic" w:hAnsi="Yu Gothic"/>
+                <w:b w:val="false"/>
+                <w:bCs w:val="false"/>
+                <w:sz w:val="18"/>
+                <w:szCs w:val="18"/>
+              </w:rPr>
+              <w:t xml:space="preserve">NRSD が四半期ごとに確認し、改正があれば版を上げる（第1章 18.1「NRSD の関与点と体制」）</w:t>
+            </w:r>
+          </w:p>
+        </w:tc>
+      </w:tr>
+      <w:tr>
+        <w:trPr>
+          <w:cantSplit/>
+          <w:tblHeader w:val="off"/>
+        </w:trPr>
+        <w:tc>
+          <w:tcPr>
+            <w:tcW w:type="dxa" w:w="1030"/>
+            <w:tcBorders>
+              <w:top w:val="single" w:color="A6B8D0" w:sz="4"/>
+              <w:left w:val="single" w:color="A6B8D0" w:sz="4"/>
+              <w:bottom w:val="single" w:color="A6B8D0" w:sz="4"/>
+              <w:right w:val="single" w:color="A6B8D0" w:sz="4"/>
+            </w:tcBorders>
+            <w:tcMar>
+              <w:top w:type="dxa" w:w="50"/>
+              <w:left w:type="dxa" w:w="90"/>
+              <w:bottom w:type="dxa" w:w="50"/>
+              <w:right w:type="dxa" w:w="90"/>
+            </w:tcMar>
+          </w:tcPr>
+          <w:p>
+            <w:pPr>
               <w:keepNext w:val="false"/>
               <w:keepLines/>
               <w:spacing w:after="0" w:before="0" w:line="280"/>
@@ -9546,7 +8984,7 @@
                 <w:sz w:val="18"/>
                 <w:szCs w:val="18"/>
               </w:rPr>
-              <w:t xml:space="preserve">法改正への追従</w:t>
+              <w:t xml:space="preserve">固定と再現</w:t>
             </w:r>
           </w:p>
         </w:tc>
@@ -9580,7 +9018,7 @@
                 <w:sz w:val="18"/>
                 <w:szCs w:val="18"/>
               </w:rPr>
-              <w:t xml:space="preserve">NRSD が四半期ごとに確認し、改正があれば版を上げる（第1章 18.1「NRSD の関与点と体制」）</w:t>
+              <w:t xml:space="preserve">作業は始めた時点の参照情報の版と、使う文言のファイルそのものを写して固定し、途中で版を変えない。作品データとマニフェストに使った各ファイルの SHA-256 を記録する。作品データが参照する版は端末から消さず、控えに含める。どの販売の同封文書も、G-12「作品」から当時の版のまま再び作れる（2026-09-30 NRSD の要求）</w:t>
             </w:r>
           </w:p>
         </w:tc>
@@ -9939,7 +9377,7 @@
                 <w:sz w:val="18"/>
                 <w:szCs w:val="18"/>
               </w:rPr>
-              <w:t xml:space="preserve">「無断転載禁止。写真には C2PA署名・透かし・識別番号があります。NRSD-XXXXX-XXXXX-XXXXX-XXXXX」</w:t>
+              <w:t xml:space="preserve">6.3「短の文の下書き（3言語）」の文（告知コードを含めて100文字以内）</w:t>
             </w:r>
           </w:p>
         </w:tc>
@@ -10311,7 +9749,7 @@
         <w:rPr>
           <w:rFonts w:ascii="Yu Gothic" w:eastAsia="Yu Gothic" w:hAnsi="Yu Gothic"/>
         </w:rPr>
-        <w:t xml:space="preserve">文字数：告知コードは28文字であり、上の文は告知コードを含めて日本語62文字、中国語54文字、英語94文字で、いずれも100文字以内に収まる（X の160文字、Instagram の150文字、小紅書のおおむね100字の内。第2章 2.2「告知コードを掲げる場所の上限」）。</w:t>
+        <w:t xml:space="preserve">文字数：告知コードは28文字であり、上の文は告知コードを含めて日本語61文字、中国語53文字、英語94文字（2026-10-01 に数え直した）で、いずれも100文字以内に収まる（X の160文字、Instagram の150文字、小紅書のおおむね100字の内。第2章 2.2「告知コードを掲げる場所の上限」）。</w:t>
       </w:r>
     </w:p>
     <w:p>
@@ -10356,9 +9794,8 @@
         </w:tblBorders>
       </w:tblPr>
       <w:tblGrid>
-        <w:gridCol w:w="1811"/>
-        <w:gridCol w:w="5446"/>
-        <w:gridCol w:w="2381"/>
+        <w:gridCol w:w="6238"/>
+        <w:gridCol w:w="3400"/>
       </w:tblGrid>
       <w:tr>
         <w:trPr>
@@ -10367,7 +9804,7 @@
         </w:trPr>
         <w:tc>
           <w:tcPr>
-            <w:tcW w:type="dxa" w:w="1811"/>
+            <w:tcW w:type="dxa" w:w="6238"/>
             <w:tcBorders>
               <w:top w:val="single" w:color="A6B8D0" w:sz="4"/>
               <w:left w:val="single" w:color="A6B8D0" w:sz="4"/>
@@ -10396,48 +9833,13 @@
                 <w:sz w:val="18"/>
                 <w:szCs w:val="18"/>
               </w:rPr>
-              <w:t xml:space="preserve">要件の番号</w:t>
-            </w:r>
-          </w:p>
-        </w:tc>
-        <w:tc>
-          <w:tcPr>
-            <w:tcW w:type="dxa" w:w="5446"/>
-            <w:tcBorders>
-              <w:top w:val="single" w:color="A6B8D0" w:sz="4"/>
-              <w:left w:val="single" w:color="A6B8D0" w:sz="4"/>
-              <w:bottom w:val="single" w:color="A6B8D0" w:sz="4"/>
-              <w:right w:val="single" w:color="A6B8D0" w:sz="4"/>
-            </w:tcBorders>
-            <w:shd w:fill="DCE6F2" w:color="auto" w:val="clear"/>
-            <w:tcMar>
-              <w:top w:type="dxa" w:w="50"/>
-              <w:left w:type="dxa" w:w="90"/>
-              <w:bottom w:type="dxa" w:w="50"/>
-              <w:right w:type="dxa" w:w="90"/>
-            </w:tcMar>
-          </w:tcPr>
-          <w:p>
-            <w:pPr>
-              <w:keepNext/>
-              <w:keepLines/>
-              <w:spacing w:after="0" w:before="0" w:line="280"/>
-            </w:pPr>
-            <w:r>
-              <w:rPr>
-                <w:rFonts w:ascii="Yu Gothic" w:eastAsia="Yu Gothic" w:hAnsi="Yu Gothic"/>
-                <w:b/>
-                <w:bCs/>
-                <w:sz w:val="18"/>
-                <w:szCs w:val="18"/>
-              </w:rPr>
-              <w:t xml:space="preserve">要件の内容</w:t>
-            </w:r>
-          </w:p>
-        </w:tc>
-        <w:tc>
-          <w:tcPr>
-            <w:tcW w:type="dxa" w:w="2381"/>
+              <w:t xml:space="preserve">要件の番号（文は概要設計書）</w:t>
+            </w:r>
+          </w:p>
+        </w:tc>
+        <w:tc>
+          <w:tcPr>
+            <w:tcW w:type="dxa" w:w="3400"/>
             <w:tcBorders>
               <w:top w:val="single" w:color="A6B8D0" w:sz="4"/>
               <w:left w:val="single" w:color="A6B8D0" w:sz="4"/>
@@ -10478,7 +9880,7 @@
         </w:trPr>
         <w:tc>
           <w:tcPr>
-            <w:tcW w:type="dxa" w:w="1811"/>
+            <w:tcW w:type="dxa" w:w="6238"/>
             <w:tcBorders>
               <w:top w:val="single" w:color="A6B8D0" w:sz="4"/>
               <w:left w:val="single" w:color="A6B8D0" w:sz="4"/>
@@ -10512,41 +9914,7 @@
         </w:tc>
         <w:tc>
           <w:tcPr>
-            <w:tcW w:type="dxa" w:w="5446"/>
-            <w:tcBorders>
-              <w:top w:val="single" w:color="A6B8D0" w:sz="4"/>
-              <w:left w:val="single" w:color="A6B8D0" w:sz="4"/>
-              <w:bottom w:val="single" w:color="A6B8D0" w:sz="4"/>
-              <w:right w:val="single" w:color="A6B8D0" w:sz="4"/>
-            </w:tcBorders>
-            <w:tcMar>
-              <w:top w:type="dxa" w:w="50"/>
-              <w:left w:type="dxa" w:w="90"/>
-              <w:bottom w:type="dxa" w:w="50"/>
-              <w:right w:type="dxa" w:w="90"/>
-            </w:tcMar>
-          </w:tcPr>
-          <w:p>
-            <w:pPr>
-              <w:keepNext/>
-              <w:keepLines/>
-              <w:spacing w:after="0" w:before="0" w:line="280"/>
-            </w:pPr>
-            <w:r>
-              <w:rPr>
-                <w:rFonts w:ascii="Yu Gothic" w:eastAsia="Yu Gothic" w:hAnsi="Yu Gothic"/>
-                <w:b w:val="false"/>
-                <w:bCs w:val="false"/>
-                <w:sz w:val="18"/>
-                <w:szCs w:val="18"/>
-              </w:rPr>
-              <w:t xml:space="preserve">非技術者が意味を理解して選べる（判定の基準は基本設計で定める）</w:t>
-            </w:r>
-          </w:p>
-        </w:tc>
-        <w:tc>
-          <w:tcPr>
-            <w:tcW w:type="dxa" w:w="2381"/>
+            <w:tcW w:type="dxa" w:w="3400"/>
             <w:tcBorders>
               <w:top w:val="single" w:color="A6B8D0" w:sz="4"/>
               <w:left w:val="single" w:color="A6B8D0" w:sz="4"/>
@@ -10586,7 +9954,7 @@
         </w:trPr>
         <w:tc>
           <w:tcPr>
-            <w:tcW w:type="dxa" w:w="1811"/>
+            <w:tcW w:type="dxa" w:w="6238"/>
             <w:tcBorders>
               <w:top w:val="single" w:color="A6B8D0" w:sz="4"/>
               <w:left w:val="single" w:color="A6B8D0" w:sz="4"/>
@@ -10620,41 +9988,7 @@
         </w:tc>
         <w:tc>
           <w:tcPr>
-            <w:tcW w:type="dxa" w:w="5446"/>
-            <w:tcBorders>
-              <w:top w:val="single" w:color="A6B8D0" w:sz="4"/>
-              <w:left w:val="single" w:color="A6B8D0" w:sz="4"/>
-              <w:bottom w:val="single" w:color="A6B8D0" w:sz="4"/>
-              <w:right w:val="single" w:color="A6B8D0" w:sz="4"/>
-            </w:tcBorders>
-            <w:tcMar>
-              <w:top w:type="dxa" w:w="50"/>
-              <w:left w:type="dxa" w:w="90"/>
-              <w:bottom w:type="dxa" w:w="50"/>
-              <w:right w:type="dxa" w:w="90"/>
-            </w:tcMar>
-          </w:tcPr>
-          <w:p>
-            <w:pPr>
-              <w:keepNext/>
-              <w:keepLines/>
-              <w:spacing w:after="0" w:before="0" w:line="280"/>
-            </w:pPr>
-            <w:r>
-              <w:rPr>
-                <w:rFonts w:ascii="Yu Gothic" w:eastAsia="Yu Gothic" w:hAnsi="Yu Gothic"/>
-                <w:b w:val="false"/>
-                <w:bCs w:val="false"/>
-                <w:sz w:val="18"/>
-                <w:szCs w:val="18"/>
-              </w:rPr>
-              <w:t xml:space="preserve">どの画像にどの許可範囲を選んだかが残る</w:t>
-            </w:r>
-          </w:p>
-        </w:tc>
-        <w:tc>
-          <w:tcPr>
-            <w:tcW w:type="dxa" w:w="2381"/>
+            <w:tcW w:type="dxa" w:w="3400"/>
             <w:tcBorders>
               <w:top w:val="single" w:color="A6B8D0" w:sz="4"/>
               <w:left w:val="single" w:color="A6B8D0" w:sz="4"/>
@@ -10694,7 +10028,7 @@
         </w:trPr>
         <w:tc>
           <w:tcPr>
-            <w:tcW w:type="dxa" w:w="1811"/>
+            <w:tcW w:type="dxa" w:w="6238"/>
             <w:tcBorders>
               <w:top w:val="single" w:color="A6B8D0" w:sz="4"/>
               <w:left w:val="single" w:color="A6B8D0" w:sz="4"/>
@@ -10728,41 +10062,7 @@
         </w:tc>
         <w:tc>
           <w:tcPr>
-            <w:tcW w:type="dxa" w:w="5446"/>
-            <w:tcBorders>
-              <w:top w:val="single" w:color="A6B8D0" w:sz="4"/>
-              <w:left w:val="single" w:color="A6B8D0" w:sz="4"/>
-              <w:bottom w:val="single" w:color="A6B8D0" w:sz="4"/>
-              <w:right w:val="single" w:color="A6B8D0" w:sz="4"/>
-            </w:tcBorders>
-            <w:tcMar>
-              <w:top w:type="dxa" w:w="50"/>
-              <w:left w:type="dxa" w:w="90"/>
-              <w:bottom w:type="dxa" w:w="50"/>
-              <w:right w:type="dxa" w:w="90"/>
-            </w:tcMar>
-          </w:tcPr>
-          <w:p>
-            <w:pPr>
-              <w:keepNext/>
-              <w:keepLines/>
-              <w:spacing w:after="0" w:before="0" w:line="280"/>
-            </w:pPr>
-            <w:r>
-              <w:rPr>
-                <w:rFonts w:ascii="Yu Gothic" w:eastAsia="Yu Gothic" w:hAnsi="Yu Gothic"/>
-                <w:b w:val="false"/>
-                <w:bCs w:val="false"/>
-                <w:sz w:val="18"/>
-                <w:szCs w:val="18"/>
-              </w:rPr>
-              <w:t xml:space="preserve">販売後の変更の扱いが決まっている</w:t>
-            </w:r>
-          </w:p>
-        </w:tc>
-        <w:tc>
-          <w:tcPr>
-            <w:tcW w:type="dxa" w:w="2381"/>
+            <w:tcW w:type="dxa" w:w="3400"/>
             <w:tcBorders>
               <w:top w:val="single" w:color="A6B8D0" w:sz="4"/>
               <w:left w:val="single" w:color="A6B8D0" w:sz="4"/>
@@ -10802,7 +10102,7 @@
         </w:trPr>
         <w:tc>
           <w:tcPr>
-            <w:tcW w:type="dxa" w:w="1811"/>
+            <w:tcW w:type="dxa" w:w="6238"/>
             <w:tcBorders>
               <w:top w:val="single" w:color="A6B8D0" w:sz="4"/>
               <w:left w:val="single" w:color="A6B8D0" w:sz="4"/>
@@ -10836,41 +10136,7 @@
         </w:tc>
         <w:tc>
           <w:tcPr>
-            <w:tcW w:type="dxa" w:w="5446"/>
-            <w:tcBorders>
-              <w:top w:val="single" w:color="A6B8D0" w:sz="4"/>
-              <w:left w:val="single" w:color="A6B8D0" w:sz="4"/>
-              <w:bottom w:val="single" w:color="A6B8D0" w:sz="4"/>
-              <w:right w:val="single" w:color="A6B8D0" w:sz="4"/>
-            </w:tcBorders>
-            <w:tcMar>
-              <w:top w:type="dxa" w:w="50"/>
-              <w:left w:type="dxa" w:w="90"/>
-              <w:bottom w:type="dxa" w:w="50"/>
-              <w:right w:type="dxa" w:w="90"/>
-            </w:tcMar>
-          </w:tcPr>
-          <w:p>
-            <w:pPr>
-              <w:keepNext/>
-              <w:keepLines/>
-              <w:spacing w:after="0" w:before="0" w:line="280"/>
-            </w:pPr>
-            <w:r>
-              <w:rPr>
-                <w:rFonts w:ascii="Yu Gothic" w:eastAsia="Yu Gothic" w:hAnsi="Yu Gothic"/>
-                <w:b w:val="false"/>
-                <w:bCs w:val="false"/>
-                <w:sz w:val="18"/>
-                <w:szCs w:val="18"/>
-              </w:rPr>
-              <w:t xml:space="preserve">設計計画書9.2の事項を含む</w:t>
-            </w:r>
-          </w:p>
-        </w:tc>
-        <w:tc>
-          <w:tcPr>
-            <w:tcW w:type="dxa" w:w="2381"/>
+            <w:tcW w:type="dxa" w:w="3400"/>
             <w:tcBorders>
               <w:top w:val="single" w:color="A6B8D0" w:sz="4"/>
               <w:left w:val="single" w:color="A6B8D0" w:sz="4"/>
@@ -10910,7 +10176,7 @@
         </w:trPr>
         <w:tc>
           <w:tcPr>
-            <w:tcW w:type="dxa" w:w="1811"/>
+            <w:tcW w:type="dxa" w:w="6238"/>
             <w:tcBorders>
               <w:top w:val="single" w:color="A6B8D0" w:sz="4"/>
               <w:left w:val="single" w:color="A6B8D0" w:sz="4"/>
@@ -10944,41 +10210,7 @@
         </w:tc>
         <w:tc>
           <w:tcPr>
-            <w:tcW w:type="dxa" w:w="5446"/>
-            <w:tcBorders>
-              <w:top w:val="single" w:color="A6B8D0" w:sz="4"/>
-              <w:left w:val="single" w:color="A6B8D0" w:sz="4"/>
-              <w:bottom w:val="single" w:color="A6B8D0" w:sz="4"/>
-              <w:right w:val="single" w:color="A6B8D0" w:sz="4"/>
-            </w:tcBorders>
-            <w:tcMar>
-              <w:top w:type="dxa" w:w="50"/>
-              <w:left w:type="dxa" w:w="90"/>
-              <w:bottom w:type="dxa" w:w="50"/>
-              <w:right w:type="dxa" w:w="90"/>
-            </w:tcMar>
-          </w:tcPr>
-          <w:p>
-            <w:pPr>
-              <w:keepNext/>
-              <w:keepLines/>
-              <w:spacing w:after="0" w:before="0" w:line="280"/>
-            </w:pPr>
-            <w:r>
-              <w:rPr>
-                <w:rFonts w:ascii="Yu Gothic" w:eastAsia="Yu Gothic" w:hAnsi="Yu Gothic"/>
-                <w:b w:val="false"/>
-                <w:bCs w:val="false"/>
-                <w:sz w:val="18"/>
-                <w:szCs w:val="18"/>
-              </w:rPr>
-              <w:t xml:space="preserve">書き換えられたことが分かる</w:t>
-            </w:r>
-          </w:p>
-        </w:tc>
-        <w:tc>
-          <w:tcPr>
-            <w:tcW w:type="dxa" w:w="2381"/>
+            <w:tcW w:type="dxa" w:w="3400"/>
             <w:tcBorders>
               <w:top w:val="single" w:color="A6B8D0" w:sz="4"/>
               <w:left w:val="single" w:color="A6B8D0" w:sz="4"/>
@@ -11018,7 +10250,7 @@
         </w:trPr>
         <w:tc>
           <w:tcPr>
-            <w:tcW w:type="dxa" w:w="1811"/>
+            <w:tcW w:type="dxa" w:w="6238"/>
             <w:tcBorders>
               <w:top w:val="single" w:color="A6B8D0" w:sz="4"/>
               <w:left w:val="single" w:color="A6B8D0" w:sz="4"/>
@@ -11052,41 +10284,7 @@
         </w:tc>
         <w:tc>
           <w:tcPr>
-            <w:tcW w:type="dxa" w:w="5446"/>
-            <w:tcBorders>
-              <w:top w:val="single" w:color="A6B8D0" w:sz="4"/>
-              <w:left w:val="single" w:color="A6B8D0" w:sz="4"/>
-              <w:bottom w:val="single" w:color="A6B8D0" w:sz="4"/>
-              <w:right w:val="single" w:color="A6B8D0" w:sz="4"/>
-            </w:tcBorders>
-            <w:tcMar>
-              <w:top w:type="dxa" w:w="50"/>
-              <w:left w:type="dxa" w:w="90"/>
-              <w:bottom w:type="dxa" w:w="50"/>
-              <w:right w:type="dxa" w:w="90"/>
-            </w:tcMar>
-          </w:tcPr>
-          <w:p>
-            <w:pPr>
-              <w:keepNext/>
-              <w:keepLines/>
-              <w:spacing w:after="0" w:before="0" w:line="280"/>
-            </w:pPr>
-            <w:r>
-              <w:rPr>
-                <w:rFonts w:ascii="Yu Gothic" w:eastAsia="Yu Gothic" w:hAnsi="Yu Gothic"/>
-                <w:b w:val="false"/>
-                <w:bCs w:val="false"/>
-                <w:sz w:val="18"/>
-                <w:szCs w:val="18"/>
-              </w:rPr>
-              <w:t xml:space="preserve">誰が書き、誰が確かめ、どの版かが分かる</w:t>
-            </w:r>
-          </w:p>
-        </w:tc>
-        <w:tc>
-          <w:tcPr>
-            <w:tcW w:type="dxa" w:w="2381"/>
+            <w:tcW w:type="dxa" w:w="3400"/>
             <w:tcBorders>
               <w:top w:val="single" w:color="A6B8D0" w:sz="4"/>
               <w:left w:val="single" w:color="A6B8D0" w:sz="4"/>
@@ -11126,7 +10324,7 @@
         </w:trPr>
         <w:tc>
           <w:tcPr>
-            <w:tcW w:type="dxa" w:w="1811"/>
+            <w:tcW w:type="dxa" w:w="6238"/>
             <w:tcBorders>
               <w:top w:val="single" w:color="A6B8D0" w:sz="4"/>
               <w:left w:val="single" w:color="A6B8D0" w:sz="4"/>
@@ -11160,41 +10358,7 @@
         </w:tc>
         <w:tc>
           <w:tcPr>
-            <w:tcW w:type="dxa" w:w="5446"/>
-            <w:tcBorders>
-              <w:top w:val="single" w:color="A6B8D0" w:sz="4"/>
-              <w:left w:val="single" w:color="A6B8D0" w:sz="4"/>
-              <w:bottom w:val="single" w:color="A6B8D0" w:sz="4"/>
-              <w:right w:val="single" w:color="A6B8D0" w:sz="4"/>
-            </w:tcBorders>
-            <w:tcMar>
-              <w:top w:type="dxa" w:w="50"/>
-              <w:left w:type="dxa" w:w="90"/>
-              <w:bottom w:type="dxa" w:w="50"/>
-              <w:right w:type="dxa" w:w="90"/>
-            </w:tcMar>
-          </w:tcPr>
-          <w:p>
-            <w:pPr>
-              <w:keepNext/>
-              <w:keepLines/>
-              <w:spacing w:after="0" w:before="0" w:line="280"/>
-            </w:pPr>
-            <w:r>
-              <w:rPr>
-                <w:rFonts w:ascii="Yu Gothic" w:eastAsia="Yu Gothic" w:hAnsi="Yu Gothic"/>
-                <w:b w:val="false"/>
-                <w:bCs w:val="false"/>
-                <w:sz w:val="18"/>
-                <w:szCs w:val="18"/>
-              </w:rPr>
-              <w:t xml:space="preserve">更新を利用者に届けられる（参照情報の配布。1-3）</w:t>
-            </w:r>
-          </w:p>
-        </w:tc>
-        <w:tc>
-          <w:tcPr>
-            <w:tcW w:type="dxa" w:w="2381"/>
+            <w:tcW w:type="dxa" w:w="3400"/>
             <w:tcBorders>
               <w:top w:val="single" w:color="A6B8D0" w:sz="4"/>
               <w:left w:val="single" w:color="A6B8D0" w:sz="4"/>
@@ -11234,7 +10398,7 @@
         </w:trPr>
         <w:tc>
           <w:tcPr>
-            <w:tcW w:type="dxa" w:w="1811"/>
+            <w:tcW w:type="dxa" w:w="6238"/>
             <w:tcBorders>
               <w:top w:val="single" w:color="A6B8D0" w:sz="4"/>
               <w:left w:val="single" w:color="A6B8D0" w:sz="4"/>
@@ -11268,41 +10432,7 @@
         </w:tc>
         <w:tc>
           <w:tcPr>
-            <w:tcW w:type="dxa" w:w="5446"/>
-            <w:tcBorders>
-              <w:top w:val="single" w:color="A6B8D0" w:sz="4"/>
-              <w:left w:val="single" w:color="A6B8D0" w:sz="4"/>
-              <w:bottom w:val="single" w:color="A6B8D0" w:sz="4"/>
-              <w:right w:val="single" w:color="A6B8D0" w:sz="4"/>
-            </w:tcBorders>
-            <w:tcMar>
-              <w:top w:type="dxa" w:w="50"/>
-              <w:left w:type="dxa" w:w="90"/>
-              <w:bottom w:type="dxa" w:w="50"/>
-              <w:right w:type="dxa" w:w="90"/>
-            </w:tcMar>
-          </w:tcPr>
-          <w:p>
-            <w:pPr>
-              <w:keepNext/>
-              <w:keepLines/>
-              <w:spacing w:after="0" w:before="0" w:line="280"/>
-            </w:pPr>
-            <w:r>
-              <w:rPr>
-                <w:rFonts w:ascii="Yu Gothic" w:eastAsia="Yu Gothic" w:hAnsi="Yu Gothic"/>
-                <w:b w:val="false"/>
-                <w:bCs w:val="false"/>
-                <w:sz w:val="18"/>
-                <w:szCs w:val="18"/>
-              </w:rPr>
-              <w:t xml:space="preserve">全網羅のリンク先と、同封する国籍の決め方がある</w:t>
-            </w:r>
-          </w:p>
-        </w:tc>
-        <w:tc>
-          <w:tcPr>
-            <w:tcW w:type="dxa" w:w="2381"/>
+            <w:tcW w:type="dxa" w:w="3400"/>
             <w:tcBorders>
               <w:top w:val="single" w:color="A6B8D0" w:sz="4"/>
               <w:left w:val="single" w:color="A6B8D0" w:sz="4"/>
@@ -11342,7 +10472,7 @@
         </w:trPr>
         <w:tc>
           <w:tcPr>
-            <w:tcW w:type="dxa" w:w="1811"/>
+            <w:tcW w:type="dxa" w:w="6238"/>
             <w:tcBorders>
               <w:top w:val="single" w:color="A6B8D0" w:sz="4"/>
               <w:left w:val="single" w:color="A6B8D0" w:sz="4"/>
@@ -11376,41 +10506,7 @@
         </w:tc>
         <w:tc>
           <w:tcPr>
-            <w:tcW w:type="dxa" w:w="5446"/>
-            <w:tcBorders>
-              <w:top w:val="single" w:color="A6B8D0" w:sz="4"/>
-              <w:left w:val="single" w:color="A6B8D0" w:sz="4"/>
-              <w:bottom w:val="single" w:color="A6B8D0" w:sz="4"/>
-              <w:right w:val="single" w:color="A6B8D0" w:sz="4"/>
-            </w:tcBorders>
-            <w:tcMar>
-              <w:top w:type="dxa" w:w="50"/>
-              <w:left w:type="dxa" w:w="90"/>
-              <w:bottom w:type="dxa" w:w="50"/>
-              <w:right w:type="dxa" w:w="90"/>
-            </w:tcMar>
-          </w:tcPr>
-          <w:p>
-            <w:pPr>
-              <w:keepNext/>
-              <w:keepLines/>
-              <w:spacing w:after="0" w:before="0" w:line="280"/>
-            </w:pPr>
-            <w:r>
-              <w:rPr>
-                <w:rFonts w:ascii="Yu Gothic" w:eastAsia="Yu Gothic" w:hAnsi="Yu Gothic"/>
-                <w:b w:val="false"/>
-                <w:bCs w:val="false"/>
-                <w:sz w:val="18"/>
-                <w:szCs w:val="18"/>
-              </w:rPr>
-              <w:t xml:space="preserve">告知の文例（3言語）を示せる</w:t>
-            </w:r>
-          </w:p>
-        </w:tc>
-        <w:tc>
-          <w:tcPr>
-            <w:tcW w:type="dxa" w:w="2381"/>
+            <w:tcW w:type="dxa" w:w="3400"/>
             <w:tcBorders>
               <w:top w:val="single" w:color="A6B8D0" w:sz="4"/>
               <w:left w:val="single" w:color="A6B8D0" w:sz="4"/>
@@ -11450,7 +10546,7 @@
         </w:trPr>
         <w:tc>
           <w:tcPr>
-            <w:tcW w:type="dxa" w:w="1811"/>
+            <w:tcW w:type="dxa" w:w="6238"/>
             <w:tcBorders>
               <w:top w:val="single" w:color="A6B8D0" w:sz="4"/>
               <w:left w:val="single" w:color="A6B8D0" w:sz="4"/>
@@ -11484,41 +10580,7 @@
         </w:tc>
         <w:tc>
           <w:tcPr>
-            <w:tcW w:type="dxa" w:w="5446"/>
-            <w:tcBorders>
-              <w:top w:val="single" w:color="A6B8D0" w:sz="4"/>
-              <w:left w:val="single" w:color="A6B8D0" w:sz="4"/>
-              <w:bottom w:val="single" w:color="A6B8D0" w:sz="4"/>
-              <w:right w:val="single" w:color="A6B8D0" w:sz="4"/>
-            </w:tcBorders>
-            <w:tcMar>
-              <w:top w:type="dxa" w:w="50"/>
-              <w:left w:type="dxa" w:w="90"/>
-              <w:bottom w:type="dxa" w:w="50"/>
-              <w:right w:type="dxa" w:w="90"/>
-            </w:tcMar>
-          </w:tcPr>
-          <w:p>
-            <w:pPr>
-              <w:keepNext w:val="false"/>
-              <w:keepLines/>
-              <w:spacing w:after="0" w:before="0" w:line="280"/>
-            </w:pPr>
-            <w:r>
-              <w:rPr>
-                <w:rFonts w:ascii="Yu Gothic" w:eastAsia="Yu Gothic" w:hAnsi="Yu Gothic"/>
-                <w:b w:val="false"/>
-                <w:bCs w:val="false"/>
-                <w:sz w:val="18"/>
-                <w:szCs w:val="18"/>
-              </w:rPr>
-              <w:t xml:space="preserve">権利性の照合に必要な情報を告知に載せられる</w:t>
-            </w:r>
-          </w:p>
-        </w:tc>
-        <w:tc>
-          <w:tcPr>
-            <w:tcW w:type="dxa" w:w="2381"/>
+            <w:tcW w:type="dxa" w:w="3400"/>
             <w:tcBorders>
               <w:top w:val="single" w:color="A6B8D0" w:sz="4"/>
               <w:left w:val="single" w:color="A6B8D0" w:sz="4"/>
@@ -11566,42 +10628,6 @@
           <w:rFonts w:ascii="Yu Gothic" w:eastAsia="Yu Gothic" w:hAnsi="Yu Gothic"/>
         </w:rPr>
         <w:t xml:space="preserve">8. 本章で宣言する破れ</w:t>
-      </w:r>
-    </w:p>
-    <w:p>
-      <w:pPr>
-        <w:pStyle w:val="ListParagraph"/>
-        <w:keepNext/>
-        <w:keepLines/>
-        <w:numPr>
-          <w:ilvl w:val="0"/>
-          <w:numId w:val="2"/>
-        </w:numPr>
-        <w:spacing w:after="20" w:before="20" w:line="300"/>
-      </w:pPr>
-      <w:r>
-        <w:rPr>
-          <w:rFonts w:ascii="Yu Gothic" w:eastAsia="Yu Gothic" w:hAnsi="Yu Gothic"/>
-        </w:rPr>
-        <w:t xml:space="preserve">同封文書は授受の途中で外され得る（D-9-4「同封文書に、画像を他人に無断で授受してはならない旨の一文を入れる。その欠損は権利者の過失によるものではない」：その場合は権利者の過失ではない）。画像のマニフェストの利用条件は残るが、SNS に上がれば消える。</w:t>
-      </w:r>
-    </w:p>
-    <w:p>
-      <w:pPr>
-        <w:pStyle w:val="ListParagraph"/>
-        <w:keepNext/>
-        <w:keepLines/>
-        <w:numPr>
-          <w:ilvl w:val="0"/>
-          <w:numId w:val="2"/>
-        </w:numPr>
-        <w:spacing w:after="20" w:before="20" w:line="300"/>
-      </w:pPr>
-      <w:r>
-        <w:rPr>
-          <w:rFonts w:ascii="Yu Gothic" w:eastAsia="Yu Gothic" w:hAnsi="Yu Gothic"/>
-        </w:rPr>
-        <w:t xml:space="preserve">同封文書が契約として成立するかは国によって異なり、保証しない（3.5）。</w:t>
       </w:r>
     </w:p>
     <w:p>
@@ -11619,7 +10645,7 @@
         <w:rPr>
           <w:rFonts w:ascii="Yu Gothic" w:eastAsia="Yu Gothic" w:hAnsi="Yu Gothic"/>
         </w:rPr>
-        <w:t xml:space="preserve">専門家の確認を経ていない国は、国別部を作れない（全網羅のリンクのみ）。</w:t>
+        <w:t xml:space="preserve">本章の破れは第13章 4.1「仕組みの破れ」の表（章の欄が本章のもの。なぜ塞げないか・善処した範囲・残る危険・負う者つき）による（本章には写さない）。</w:t>
       </w:r>
     </w:p>
     <w:p>
